--- a/courts/sixth-circuit/ohio/federal/bankruptcy-northern-district/motion-brief/usage/OUTPUT-motion-brief-2.docx
+++ b/courts/sixth-circuit/ohio/federal/bankruptcy-northern-district/motion-brief/usage/OUTPUT-motion-brief-2.docx
@@ -4,55 +4,175 @@
   <w:body>
     <w:p>
       <w:pPr>
-        <w:pStyle w:val="Centered"/>
-      </w:pPr>
-      <w:r>
-        <w:t xml:space="preserve">UNITED STATES BANKRUPTCY COURT</w:t>
-      </w:r>
-    </w:p>
-    <w:p>
-      <w:pPr>
-        <w:pStyle w:val="Centered"/>
-      </w:pPr>
-      <w:r>
-        <w:t xml:space="preserve">NORTHERN DISTRICT OF OHIO</w:t>
-      </w:r>
-    </w:p>
-    <w:p>
-      <w:pPr>
-        <w:pStyle w:val="Centered"/>
-      </w:pPr>
-      <w:r>
-        <w:t xml:space="preserve">EASTERN DIVISION</w:t>
-      </w:r>
-    </w:p>
-    <w:p>
-      <w:pPr>
-        <w:pStyle w:val="Single"/>
-        <w:spacing w:before="0" w:after="0" w:line="288" w:lineRule="exact"/>
+        <w:keepNext/>
+        <w:keepLines/>
+        <w:spacing w:before="0" w:after="0" w:line="276" w:lineRule="exact"/>
+        <w:ind w:left="0" w:firstLine="0"/>
+        <w:jc w:val="center"/>
+      </w:pPr>
+      <w:r>
+        <w:rPr>
+          <w:b/>
+          <w:bCs/>
+        </w:rPr>
+        <w:t xml:space="preserve">UNITED</w:t>
+      </w:r>
+      <w:r>
+        <w:rPr>
+          <w:b/>
+          <w:bCs/>
+        </w:rPr>
+        <w:t xml:space="preserve"> </w:t>
+      </w:r>
+      <w:r>
+        <w:rPr>
+          <w:b/>
+          <w:bCs/>
+        </w:rPr>
+        <w:t xml:space="preserve">STATES</w:t>
+      </w:r>
+      <w:r>
+        <w:rPr>
+          <w:b/>
+          <w:bCs/>
+        </w:rPr>
+        <w:t xml:space="preserve"> </w:t>
+      </w:r>
+      <w:r>
+        <w:rPr>
+          <w:b/>
+          <w:bCs/>
+        </w:rPr>
+        <w:t xml:space="preserve">BANKRUPTCY</w:t>
+      </w:r>
+      <w:r>
+        <w:rPr>
+          <w:b/>
+          <w:bCs/>
+        </w:rPr>
+        <w:t xml:space="preserve"> </w:t>
+      </w:r>
+      <w:r>
+        <w:rPr>
+          <w:b/>
+          <w:bCs/>
+        </w:rPr>
+        <w:t xml:space="preserve">COURT</w:t>
+      </w:r>
+    </w:p>
+    <w:p>
+      <w:pPr>
+        <w:keepNext/>
+        <w:keepLines/>
+        <w:spacing w:before="0" w:after="0" w:line="276" w:lineRule="exact"/>
+        <w:ind w:left="0" w:firstLine="0"/>
+        <w:jc w:val="center"/>
+      </w:pPr>
+      <w:r>
+        <w:rPr>
+          <w:b/>
+          <w:bCs/>
+        </w:rPr>
+        <w:t xml:space="preserve">NORTHERN</w:t>
+      </w:r>
+      <w:r>
+        <w:rPr>
+          <w:b/>
+          <w:bCs/>
+        </w:rPr>
+        <w:t xml:space="preserve"> </w:t>
+      </w:r>
+      <w:r>
+        <w:rPr>
+          <w:b/>
+          <w:bCs/>
+        </w:rPr>
+        <w:t xml:space="preserve">DISTRICT</w:t>
+      </w:r>
+      <w:r>
+        <w:rPr>
+          <w:b/>
+          <w:bCs/>
+        </w:rPr>
+        <w:t xml:space="preserve"> </w:t>
+      </w:r>
+      <w:r>
+        <w:rPr>
+          <w:b/>
+          <w:bCs/>
+        </w:rPr>
+        <w:t xml:space="preserve">OF</w:t>
+      </w:r>
+      <w:r>
+        <w:rPr>
+          <w:b/>
+          <w:bCs/>
+        </w:rPr>
+        <w:t xml:space="preserve"> </w:t>
+      </w:r>
+      <w:r>
+        <w:rPr>
+          <w:b/>
+          <w:bCs/>
+        </w:rPr>
+        <w:t xml:space="preserve">OHIO</w:t>
+      </w:r>
+    </w:p>
+    <w:p>
+      <w:pPr>
+        <w:keepNext/>
+        <w:keepLines/>
+        <w:spacing w:before="0" w:after="0" w:line="276" w:lineRule="exact"/>
+        <w:ind w:left="0" w:firstLine="0"/>
+        <w:jc w:val="center"/>
+      </w:pPr>
+      <w:r>
+        <w:rPr>
+          <w:b/>
+          <w:bCs/>
+        </w:rPr>
+        <w:t xml:space="preserve">EASTERN</w:t>
+      </w:r>
+      <w:r>
+        <w:rPr>
+          <w:b/>
+          <w:bCs/>
+        </w:rPr>
+        <w:t xml:space="preserve"> </w:t>
+      </w:r>
+      <w:r>
+        <w:rPr>
+          <w:b/>
+          <w:bCs/>
+        </w:rPr>
+        <w:t xml:space="preserve">DIVISION</w:t>
+      </w:r>
+    </w:p>
+    <w:p>
+      <w:pPr>
+        <w:keepNext/>
+        <w:keepLines/>
+        <w:spacing w:before="0" w:after="0" w:line="276" w:lineRule="exact"/>
+        <w:ind w:left="0" w:firstLine="0"/>
+        <w:jc w:val="left"/>
       </w:pPr>
     </w:p>
     <w:tbl>
       <w:tblPr>
         <w:tblW w:w="9360" w:type="dxa"/>
-        <w:tblBorders>
-          <w:top w:val="nil"/>
-          <w:left w:val="nil"/>
-          <w:bottom w:val="nil"/>
-          <w:right w:val="nil"/>
-          <w:insideH w:val="nil"/>
-          <w:insideV w:val="nil"/>
-        </w:tblBorders>
         <w:tblLayout w:type="fixed"/>
         <w:tblCellMar>
+          <w:top w:w="0" w:type="dxa"/>
           <w:left w:w="0" w:type="dxa"/>
+          <w:bottom w:w="0" w:type="dxa"/>
           <w:right w:w="0" w:type="dxa"/>
         </w:tblCellMar>
+        <w:tblLook w:val="0000" w:firstRow="0" w:lastRow="0" w:firstColumn="0" w:lastColumn="0" w:noHBand="0" w:noVBand="0"/>
       </w:tblPr>
       <w:tblGrid>
-        <w:gridCol w:w="5046"/>
+        <w:gridCol w:w="5040"/>
         <w:gridCol w:w="432"/>
-        <w:gridCol w:w="3882"/>
+        <w:gridCol w:w="3888"/>
       </w:tblGrid>
       <w:tr>
         <w:trPr>
@@ -60,14 +180,22 @@
         </w:trPr>
         <w:tc>
           <w:tcPr>
-            <w:tcW w:w="5046" w:type="dxa"/>
+            <w:tcW w:w="5040" w:type="dxa"/>
           </w:tcPr>
           <w:p>
             <w:pPr>
-              <w:pStyle w:val="Single"/>
+              <w:spacing w:before="0" w:after="0" w:line="276" w:lineRule="exact"/>
+              <w:ind w:left="0" w:firstLine="0"/>
+              <w:jc w:val="left"/>
             </w:pPr>
             <w:r>
-              <w:t xml:space="preserve">In re:</w:t>
+              <w:t xml:space="preserve">In</w:t>
+            </w:r>
+            <w:r>
+              <w:t xml:space="preserve"> </w:t>
+            </w:r>
+            <w:r>
+              <w:t xml:space="preserve">re:</w:t>
             </w:r>
           </w:p>
         </w:tc>
@@ -77,7 +205,8 @@
           </w:tcPr>
           <w:p>
             <w:pPr>
-              <w:pStyle w:val="Single"/>
+              <w:spacing w:before="0" w:after="0" w:line="276" w:lineRule="exact"/>
+              <w:ind w:left="0" w:firstLine="0"/>
               <w:jc w:val="center"/>
             </w:pPr>
             <w:r>
@@ -87,14 +216,21 @@
         </w:tc>
         <w:tc>
           <w:tcPr>
-            <w:tcW w:w="3882" w:type="dxa"/>
+            <w:tcW w:w="3888" w:type="dxa"/>
           </w:tcPr>
           <w:p>
             <w:pPr>
-              <w:pStyle w:val="Single"/>
+              <w:spacing w:before="0" w:after="0" w:line="276" w:lineRule="exact"/>
+              <w:ind w:left="0" w:firstLine="0"/>
+              <w:jc w:val="left"/>
             </w:pPr>
             <w:r>
-              <w:t xml:space="preserve">Case No. 21-60255</w:t>
+              <w:t xml:space="preserve">Case No. </w:t>
+            </w:r>
+            <w:r>
+              <w:t xml:space="preserve">21</w:t>
+              <w:noBreakHyphen/>
+              <w:t xml:space="preserve">60255</w:t>
             </w:r>
           </w:p>
         </w:tc>
@@ -105,14 +241,28 @@
         </w:trPr>
         <w:tc>
           <w:tcPr>
-            <w:tcW w:w="5046" w:type="dxa"/>
+            <w:tcW w:w="5040" w:type="dxa"/>
           </w:tcPr>
           <w:p>
             <w:pPr>
-              <w:pStyle w:val="Single"/>
+              <w:spacing w:before="0" w:after="0" w:line="276" w:lineRule="exact"/>
+              <w:ind w:left="0" w:firstLine="0"/>
+              <w:jc w:val="left"/>
             </w:pPr>
             <w:r>
-              <w:t xml:space="preserve">TEMPLAR COMPANIES, LLC</w:t>
+              <w:t xml:space="preserve">TEMPLAR</w:t>
+            </w:r>
+            <w:r>
+              <w:t xml:space="preserve"> </w:t>
+            </w:r>
+            <w:r>
+              <w:t xml:space="preserve">COMPANIES,</w:t>
+            </w:r>
+            <w:r>
+              <w:t xml:space="preserve"> </w:t>
+            </w:r>
+            <w:r>
+              <w:t xml:space="preserve">LLC</w:t>
             </w:r>
           </w:p>
         </w:tc>
@@ -122,7 +272,8 @@
           </w:tcPr>
           <w:p>
             <w:pPr>
-              <w:pStyle w:val="Single"/>
+              <w:spacing w:before="0" w:after="0" w:line="276" w:lineRule="exact"/>
+              <w:ind w:left="0" w:firstLine="0"/>
               <w:jc w:val="center"/>
             </w:pPr>
             <w:r>
@@ -132,11 +283,13 @@
         </w:tc>
         <w:tc>
           <w:tcPr>
-            <w:tcW w:w="3882" w:type="dxa"/>
+            <w:tcW w:w="3888" w:type="dxa"/>
           </w:tcPr>
           <w:p>
             <w:pPr>
-              <w:pStyle w:val="Single"/>
+              <w:spacing w:before="0" w:after="0" w:line="276" w:lineRule="exact"/>
+              <w:ind w:left="0" w:firstLine="0"/>
+              <w:jc w:val="left"/>
             </w:pPr>
           </w:p>
         </w:tc>
@@ -147,11 +300,13 @@
         </w:trPr>
         <w:tc>
           <w:tcPr>
-            <w:tcW w:w="5046" w:type="dxa"/>
+            <w:tcW w:w="5040" w:type="dxa"/>
           </w:tcPr>
           <w:p>
             <w:pPr>
-              <w:pStyle w:val="Single"/>
+              <w:spacing w:before="0" w:after="0" w:line="276" w:lineRule="exact"/>
+              <w:ind w:left="0" w:firstLine="0"/>
+              <w:jc w:val="left"/>
             </w:pPr>
             <w:r>
               <w:t xml:space="preserve">Debtor.</w:t>
@@ -164,7 +319,8 @@
           </w:tcPr>
           <w:p>
             <w:pPr>
-              <w:pStyle w:val="Single"/>
+              <w:spacing w:before="0" w:after="0" w:line="276" w:lineRule="exact"/>
+              <w:ind w:left="0" w:firstLine="0"/>
               <w:jc w:val="center"/>
             </w:pPr>
             <w:r>
@@ -174,14 +330,25 @@
         </w:tc>
         <w:tc>
           <w:tcPr>
-            <w:tcW w:w="3882" w:type="dxa"/>
+            <w:tcW w:w="3888" w:type="dxa"/>
           </w:tcPr>
           <w:p>
             <w:pPr>
-              <w:pStyle w:val="Single"/>
+              <w:spacing w:before="0" w:after="0" w:line="276" w:lineRule="exact"/>
+              <w:ind w:left="0" w:firstLine="0"/>
+              <w:jc w:val="left"/>
             </w:pPr>
             <w:r>
-              <w:t xml:space="preserve">Judge Russ Kendig</w:t>
+              <w:t xml:space="preserve">Judge </w:t>
+            </w:r>
+            <w:r>
+              <w:t xml:space="preserve">Russ</w:t>
+            </w:r>
+            <w:r>
+              <w:t xml:space="preserve"> </w:t>
+            </w:r>
+            <w:r>
+              <w:t xml:space="preserve">Kendig</w:t>
             </w:r>
           </w:p>
         </w:tc>
@@ -192,11 +359,13 @@
         </w:trPr>
         <w:tc>
           <w:tcPr>
-            <w:tcW w:w="5046" w:type="dxa"/>
+            <w:tcW w:w="5040" w:type="dxa"/>
           </w:tcPr>
           <w:p>
             <w:pPr>
-              <w:pStyle w:val="Single"/>
+              <w:spacing w:before="0" w:after="0" w:line="276" w:lineRule="exact"/>
+              <w:ind w:left="0" w:firstLine="0"/>
+              <w:jc w:val="left"/>
             </w:pPr>
           </w:p>
         </w:tc>
@@ -206,7 +375,8 @@
           </w:tcPr>
           <w:p>
             <w:pPr>
-              <w:pStyle w:val="Single"/>
+              <w:spacing w:before="0" w:after="0" w:line="276" w:lineRule="exact"/>
+              <w:ind w:left="0" w:firstLine="0"/>
               <w:jc w:val="center"/>
             </w:pPr>
             <w:r>
@@ -216,11 +386,13 @@
         </w:tc>
         <w:tc>
           <w:tcPr>
-            <w:tcW w:w="3882" w:type="dxa"/>
+            <w:tcW w:w="3888" w:type="dxa"/>
           </w:tcPr>
           <w:p>
             <w:pPr>
-              <w:pStyle w:val="Single"/>
+              <w:spacing w:before="0" w:after="0" w:line="276" w:lineRule="exact"/>
+              <w:ind w:left="0" w:firstLine="0"/>
+              <w:jc w:val="left"/>
             </w:pPr>
           </w:p>
         </w:tc>
@@ -231,11 +403,13 @@
         </w:trPr>
         <w:tc>
           <w:tcPr>
-            <w:tcW w:w="5046" w:type="dxa"/>
+            <w:tcW w:w="5040" w:type="dxa"/>
           </w:tcPr>
           <w:p>
             <w:pPr>
-              <w:pStyle w:val="Single"/>
+              <w:spacing w:before="0" w:after="0" w:line="276" w:lineRule="exact"/>
+              <w:ind w:left="0" w:firstLine="0"/>
+              <w:jc w:val="left"/>
             </w:pPr>
             <w:r>
               <w:t xml:space="preserve">____________________________________</w:t>
@@ -248,7 +422,8 @@
           </w:tcPr>
           <w:p>
             <w:pPr>
-              <w:pStyle w:val="Single"/>
+              <w:spacing w:before="0" w:after="0" w:line="276" w:lineRule="exact"/>
+              <w:ind w:left="0" w:firstLine="0"/>
               <w:jc w:val="center"/>
             </w:pPr>
             <w:r>
@@ -258,14 +433,21 @@
         </w:tc>
         <w:tc>
           <w:tcPr>
-            <w:tcW w:w="3882" w:type="dxa"/>
+            <w:tcW w:w="3888" w:type="dxa"/>
           </w:tcPr>
           <w:p>
             <w:pPr>
-              <w:pStyle w:val="Single"/>
+              <w:spacing w:before="0" w:after="0" w:line="276" w:lineRule="exact"/>
+              <w:ind w:left="0" w:firstLine="0"/>
+              <w:jc w:val="left"/>
             </w:pPr>
             <w:r>
-              <w:t xml:space="preserve">Adv. Pro. No. 21-6017</w:t>
+              <w:t xml:space="preserve">Adv. Pro. No. </w:t>
+            </w:r>
+            <w:r>
+              <w:t xml:space="preserve">21</w:t>
+              <w:noBreakHyphen/>
+              <w:t xml:space="preserve">6017</w:t>
             </w:r>
           </w:p>
         </w:tc>
@@ -276,11 +458,13 @@
         </w:trPr>
         <w:tc>
           <w:tcPr>
-            <w:tcW w:w="5046" w:type="dxa"/>
+            <w:tcW w:w="5040" w:type="dxa"/>
           </w:tcPr>
           <w:p>
             <w:pPr>
-              <w:pStyle w:val="Single"/>
+              <w:spacing w:before="0" w:after="0" w:line="276" w:lineRule="exact"/>
+              <w:ind w:left="0" w:firstLine="0"/>
+              <w:jc w:val="left"/>
             </w:pPr>
           </w:p>
         </w:tc>
@@ -290,7 +474,8 @@
           </w:tcPr>
           <w:p>
             <w:pPr>
-              <w:pStyle w:val="Single"/>
+              <w:spacing w:before="0" w:after="0" w:line="276" w:lineRule="exact"/>
+              <w:ind w:left="0" w:firstLine="0"/>
               <w:jc w:val="center"/>
             </w:pPr>
             <w:r>
@@ -300,11 +485,13 @@
         </w:tc>
         <w:tc>
           <w:tcPr>
-            <w:tcW w:w="3882" w:type="dxa"/>
+            <w:tcW w:w="3888" w:type="dxa"/>
           </w:tcPr>
           <w:p>
             <w:pPr>
-              <w:pStyle w:val="Single"/>
+              <w:spacing w:before="0" w:after="0" w:line="276" w:lineRule="exact"/>
+              <w:ind w:left="0" w:firstLine="0"/>
+              <w:jc w:val="left"/>
             </w:pPr>
           </w:p>
         </w:tc>
@@ -315,14 +502,28 @@
         </w:trPr>
         <w:tc>
           <w:tcPr>
-            <w:tcW w:w="5046" w:type="dxa"/>
+            <w:tcW w:w="5040" w:type="dxa"/>
           </w:tcPr>
           <w:p>
             <w:pPr>
-              <w:pStyle w:val="Single"/>
+              <w:spacing w:before="0" w:after="0" w:line="276" w:lineRule="exact"/>
+              <w:ind w:left="0" w:firstLine="0"/>
+              <w:jc w:val="left"/>
             </w:pPr>
             <w:r>
-              <w:t xml:space="preserve">SCOTT C. SWEARINGEN</w:t>
+              <w:t xml:space="preserve">SCOTT</w:t>
+            </w:r>
+            <w:r>
+              <w:t xml:space="preserve"> </w:t>
+            </w:r>
+            <w:r>
+              <w:t xml:space="preserve">C.</w:t>
+            </w:r>
+            <w:r>
+              <w:t xml:space="preserve"> </w:t>
+            </w:r>
+            <w:r>
+              <w:t xml:space="preserve">SWEARINGEN</w:t>
             </w:r>
           </w:p>
         </w:tc>
@@ -332,7 +533,8 @@
           </w:tcPr>
           <w:p>
             <w:pPr>
-              <w:pStyle w:val="Single"/>
+              <w:spacing w:before="0" w:after="0" w:line="276" w:lineRule="exact"/>
+              <w:ind w:left="0" w:firstLine="0"/>
               <w:jc w:val="center"/>
             </w:pPr>
             <w:r>
@@ -342,11 +544,13 @@
         </w:tc>
         <w:tc>
           <w:tcPr>
-            <w:tcW w:w="3882" w:type="dxa"/>
+            <w:tcW w:w="3888" w:type="dxa"/>
           </w:tcPr>
           <w:p>
             <w:pPr>
-              <w:pStyle w:val="Single"/>
+              <w:spacing w:before="0" w:after="0" w:line="276" w:lineRule="exact"/>
+              <w:ind w:left="0" w:firstLine="0"/>
+              <w:jc w:val="left"/>
             </w:pPr>
           </w:p>
         </w:tc>
@@ -357,11 +561,13 @@
         </w:trPr>
         <w:tc>
           <w:tcPr>
-            <w:tcW w:w="5046" w:type="dxa"/>
+            <w:tcW w:w="5040" w:type="dxa"/>
           </w:tcPr>
           <w:p>
             <w:pPr>
-              <w:pStyle w:val="Single"/>
+              <w:spacing w:before="0" w:after="0" w:line="276" w:lineRule="exact"/>
+              <w:ind w:left="0" w:firstLine="0"/>
+              <w:jc w:val="left"/>
             </w:pPr>
             <w:r>
               <w:t xml:space="preserve">Plaintiff</w:t>
@@ -374,7 +580,8 @@
           </w:tcPr>
           <w:p>
             <w:pPr>
-              <w:pStyle w:val="Single"/>
+              <w:spacing w:before="0" w:after="0" w:line="276" w:lineRule="exact"/>
+              <w:ind w:left="0" w:firstLine="0"/>
               <w:jc w:val="center"/>
             </w:pPr>
             <w:r>
@@ -384,11 +591,13 @@
         </w:tc>
         <w:tc>
           <w:tcPr>
-            <w:tcW w:w="3882" w:type="dxa"/>
+            <w:tcW w:w="3888" w:type="dxa"/>
           </w:tcPr>
           <w:p>
             <w:pPr>
-              <w:pStyle w:val="Single"/>
+              <w:spacing w:before="0" w:after="0" w:line="276" w:lineRule="exact"/>
+              <w:ind w:left="0" w:firstLine="0"/>
+              <w:jc w:val="left"/>
             </w:pPr>
           </w:p>
         </w:tc>
@@ -399,11 +608,13 @@
         </w:trPr>
         <w:tc>
           <w:tcPr>
-            <w:tcW w:w="5046" w:type="dxa"/>
+            <w:tcW w:w="5040" w:type="dxa"/>
           </w:tcPr>
           <w:p>
             <w:pPr>
-              <w:pStyle w:val="Single"/>
+              <w:spacing w:before="0" w:after="0" w:line="276" w:lineRule="exact"/>
+              <w:ind w:left="0" w:firstLine="0"/>
+              <w:jc w:val="left"/>
             </w:pPr>
           </w:p>
         </w:tc>
@@ -413,7 +624,8 @@
           </w:tcPr>
           <w:p>
             <w:pPr>
-              <w:pStyle w:val="Single"/>
+              <w:spacing w:before="0" w:after="0" w:line="276" w:lineRule="exact"/>
+              <w:ind w:left="0" w:firstLine="0"/>
               <w:jc w:val="center"/>
             </w:pPr>
             <w:r>
@@ -423,11 +635,13 @@
         </w:tc>
         <w:tc>
           <w:tcPr>
-            <w:tcW w:w="3882" w:type="dxa"/>
+            <w:tcW w:w="3888" w:type="dxa"/>
           </w:tcPr>
           <w:p>
             <w:pPr>
-              <w:pStyle w:val="Single"/>
+              <w:spacing w:before="0" w:after="0" w:line="276" w:lineRule="exact"/>
+              <w:ind w:left="0" w:firstLine="0"/>
+              <w:jc w:val="left"/>
             </w:pPr>
           </w:p>
         </w:tc>
@@ -438,11 +652,13 @@
         </w:trPr>
         <w:tc>
           <w:tcPr>
-            <w:tcW w:w="5046" w:type="dxa"/>
+            <w:tcW w:w="5040" w:type="dxa"/>
           </w:tcPr>
           <w:p>
             <w:pPr>
-              <w:pStyle w:val="Single"/>
+              <w:spacing w:before="0" w:after="0" w:line="276" w:lineRule="exact"/>
+              <w:ind w:left="0" w:firstLine="0"/>
+              <w:jc w:val="left"/>
             </w:pPr>
             <w:r>
               <w:t xml:space="preserve">v.</w:t>
@@ -455,7 +671,8 @@
           </w:tcPr>
           <w:p>
             <w:pPr>
-              <w:pStyle w:val="Single"/>
+              <w:spacing w:before="0" w:after="0" w:line="276" w:lineRule="exact"/>
+              <w:ind w:left="0" w:firstLine="0"/>
               <w:jc w:val="center"/>
             </w:pPr>
             <w:r>
@@ -465,11 +682,13 @@
         </w:tc>
         <w:tc>
           <w:tcPr>
-            <w:tcW w:w="3882" w:type="dxa"/>
+            <w:tcW w:w="3888" w:type="dxa"/>
           </w:tcPr>
           <w:p>
             <w:pPr>
-              <w:pStyle w:val="Single"/>
+              <w:spacing w:before="0" w:after="0" w:line="276" w:lineRule="exact"/>
+              <w:ind w:left="0" w:firstLine="0"/>
+              <w:jc w:val="left"/>
             </w:pPr>
           </w:p>
         </w:tc>
@@ -480,11 +699,13 @@
         </w:trPr>
         <w:tc>
           <w:tcPr>
-            <w:tcW w:w="5046" w:type="dxa"/>
+            <w:tcW w:w="5040" w:type="dxa"/>
           </w:tcPr>
           <w:p>
             <w:pPr>
-              <w:pStyle w:val="Single"/>
+              <w:spacing w:before="0" w:after="0" w:line="276" w:lineRule="exact"/>
+              <w:ind w:left="0" w:firstLine="0"/>
+              <w:jc w:val="left"/>
             </w:pPr>
           </w:p>
         </w:tc>
@@ -494,7 +715,8 @@
           </w:tcPr>
           <w:p>
             <w:pPr>
-              <w:pStyle w:val="Single"/>
+              <w:spacing w:before="0" w:after="0" w:line="276" w:lineRule="exact"/>
+              <w:ind w:left="0" w:firstLine="0"/>
               <w:jc w:val="center"/>
             </w:pPr>
             <w:r>
@@ -504,11 +726,13 @@
         </w:tc>
         <w:tc>
           <w:tcPr>
-            <w:tcW w:w="3882" w:type="dxa"/>
+            <w:tcW w:w="3888" w:type="dxa"/>
           </w:tcPr>
           <w:p>
             <w:pPr>
-              <w:pStyle w:val="Single"/>
+              <w:spacing w:before="0" w:after="0" w:line="276" w:lineRule="exact"/>
+              <w:ind w:left="0" w:firstLine="0"/>
+              <w:jc w:val="left"/>
             </w:pPr>
           </w:p>
         </w:tc>
@@ -519,14 +743,28 @@
         </w:trPr>
         <w:tc>
           <w:tcPr>
-            <w:tcW w:w="5046" w:type="dxa"/>
+            <w:tcW w:w="5040" w:type="dxa"/>
           </w:tcPr>
           <w:p>
             <w:pPr>
-              <w:pStyle w:val="Single"/>
+              <w:spacing w:before="0" w:after="0" w:line="276" w:lineRule="exact"/>
+              <w:ind w:left="0" w:firstLine="0"/>
+              <w:jc w:val="left"/>
             </w:pPr>
             <w:r>
-              <w:t xml:space="preserve">TEMPLAR COMPANIES, LLC</w:t>
+              <w:t xml:space="preserve">TEMPLAR</w:t>
+            </w:r>
+            <w:r>
+              <w:t xml:space="preserve"> </w:t>
+            </w:r>
+            <w:r>
+              <w:t xml:space="preserve">COMPANIES,</w:t>
+            </w:r>
+            <w:r>
+              <w:t xml:space="preserve"> </w:t>
+            </w:r>
+            <w:r>
+              <w:t xml:space="preserve">LLC</w:t>
             </w:r>
           </w:p>
         </w:tc>
@@ -536,7 +774,8 @@
           </w:tcPr>
           <w:p>
             <w:pPr>
-              <w:pStyle w:val="Single"/>
+              <w:spacing w:before="0" w:after="0" w:line="276" w:lineRule="exact"/>
+              <w:ind w:left="0" w:firstLine="0"/>
               <w:jc w:val="center"/>
             </w:pPr>
             <w:r>
@@ -546,11 +785,13 @@
         </w:tc>
         <w:tc>
           <w:tcPr>
-            <w:tcW w:w="3882" w:type="dxa"/>
+            <w:tcW w:w="3888" w:type="dxa"/>
           </w:tcPr>
           <w:p>
             <w:pPr>
-              <w:pStyle w:val="Single"/>
+              <w:spacing w:before="0" w:after="0" w:line="276" w:lineRule="exact"/>
+              <w:ind w:left="0" w:firstLine="0"/>
+              <w:jc w:val="left"/>
             </w:pPr>
           </w:p>
         </w:tc>
@@ -561,11 +802,13 @@
         </w:trPr>
         <w:tc>
           <w:tcPr>
-            <w:tcW w:w="5046" w:type="dxa"/>
+            <w:tcW w:w="5040" w:type="dxa"/>
           </w:tcPr>
           <w:p>
             <w:pPr>
-              <w:pStyle w:val="Single"/>
+              <w:spacing w:before="0" w:after="0" w:line="276" w:lineRule="exact"/>
+              <w:ind w:left="0" w:firstLine="0"/>
+              <w:jc w:val="left"/>
             </w:pPr>
             <w:r>
               <w:t xml:space="preserve">Defendant.</w:t>
@@ -578,7 +821,8 @@
           </w:tcPr>
           <w:p>
             <w:pPr>
-              <w:pStyle w:val="Single"/>
+              <w:spacing w:before="0" w:after="0" w:line="276" w:lineRule="exact"/>
+              <w:ind w:left="0" w:firstLine="0"/>
               <w:jc w:val="center"/>
             </w:pPr>
             <w:r>
@@ -588,11 +832,13 @@
         </w:tc>
         <w:tc>
           <w:tcPr>
-            <w:tcW w:w="3882" w:type="dxa"/>
+            <w:tcW w:w="3888" w:type="dxa"/>
           </w:tcPr>
           <w:p>
             <w:pPr>
-              <w:pStyle w:val="Single"/>
+              <w:spacing w:before="0" w:after="0" w:line="276" w:lineRule="exact"/>
+              <w:ind w:left="0" w:firstLine="0"/>
+              <w:jc w:val="left"/>
             </w:pPr>
           </w:p>
         </w:tc>
@@ -600,31 +846,294 @@
     </w:tbl>
     <w:p>
       <w:pPr>
-        <w:pStyle w:val="Single"/>
-        <w:spacing w:before="0" w:after="0" w:line="288" w:lineRule="exact"/>
-      </w:pPr>
-    </w:p>
-    <w:p>
-      <w:pPr>
-        <w:pStyle w:val="Centered"/>
-      </w:pPr>
-      <w:r>
-        <w:rPr>
-          <w:b/>
-          <w:bCs/>
-        </w:rPr>
-        <w:t xml:space="preserve">MOTION TO DISMISS AMENDED COMPLAINT ASSERTING NON-DISCHARGEABILITY OF CERTAIN DEBTS PURSUANT TO SECTIONS 727(a)(2)(A) AND 727(a)(2)(B) OF THE BANKRUPTCY CODE</w:t>
-      </w:r>
-    </w:p>
-    <w:p>
-      <w:pPr>
-        <w:pStyle w:val="Single"/>
-        <w:spacing w:before="0" w:after="0" w:line="288" w:lineRule="exact"/>
-      </w:pPr>
-    </w:p>
-    <w:p>
-      <w:pPr>
-        <w:pStyle w:val="FirstParagraph"/>
+        <w:spacing w:before="276" w:after="0" w:line="276" w:lineRule="exact"/>
+        <w:ind w:left="0" w:firstLine="0"/>
+        <w:jc w:val="center"/>
+      </w:pPr>
+      <w:r>
+        <w:rPr>
+          <w:b/>
+          <w:bCs/>
+        </w:rPr>
+        <w:t xml:space="preserve">MOTION</w:t>
+      </w:r>
+      <w:r>
+        <w:rPr>
+          <w:b/>
+          <w:bCs/>
+        </w:rPr>
+        <w:t xml:space="preserve"> </w:t>
+      </w:r>
+      <w:r>
+        <w:rPr>
+          <w:b/>
+          <w:bCs/>
+        </w:rPr>
+        <w:t xml:space="preserve">TO</w:t>
+      </w:r>
+      <w:r>
+        <w:rPr>
+          <w:b/>
+          <w:bCs/>
+        </w:rPr>
+        <w:t xml:space="preserve"> </w:t>
+      </w:r>
+      <w:r>
+        <w:rPr>
+          <w:b/>
+          <w:bCs/>
+        </w:rPr>
+        <w:t xml:space="preserve">DISMISS</w:t>
+      </w:r>
+      <w:r>
+        <w:rPr>
+          <w:b/>
+          <w:bCs/>
+        </w:rPr>
+        <w:t xml:space="preserve"> </w:t>
+      </w:r>
+      <w:r>
+        <w:rPr>
+          <w:b/>
+          <w:bCs/>
+        </w:rPr>
+        <w:t xml:space="preserve">AMENDED</w:t>
+      </w:r>
+      <w:r>
+        <w:rPr>
+          <w:b/>
+          <w:bCs/>
+        </w:rPr>
+        <w:t xml:space="preserve"> </w:t>
+      </w:r>
+      <w:r>
+        <w:rPr>
+          <w:b/>
+          <w:bCs/>
+        </w:rPr>
+        <w:t xml:space="preserve">COMPLAINT</w:t>
+      </w:r>
+      <w:r>
+        <w:rPr>
+          <w:b/>
+          <w:bCs/>
+        </w:rPr>
+        <w:t xml:space="preserve"> </w:t>
+      </w:r>
+      <w:r>
+        <w:rPr>
+          <w:b/>
+          <w:bCs/>
+        </w:rPr>
+        <w:t xml:space="preserve">ASSERTING</w:t>
+      </w:r>
+      <w:r>
+        <w:rPr>
+          <w:b/>
+          <w:bCs/>
+        </w:rPr>
+        <w:t xml:space="preserve"> </w:t>
+      </w:r>
+      <w:r>
+        <w:rPr>
+          <w:b/>
+          <w:bCs/>
+        </w:rPr>
+        <w:t xml:space="preserve">NON-DISCHARGEABILITY</w:t>
+      </w:r>
+      <w:r>
+        <w:rPr>
+          <w:b/>
+          <w:bCs/>
+        </w:rPr>
+        <w:t xml:space="preserve"> </w:t>
+      </w:r>
+      <w:r>
+        <w:rPr>
+          <w:b/>
+          <w:bCs/>
+        </w:rPr>
+        <w:t xml:space="preserve">OF</w:t>
+      </w:r>
+      <w:r>
+        <w:rPr>
+          <w:b/>
+          <w:bCs/>
+        </w:rPr>
+        <w:t xml:space="preserve"> </w:t>
+      </w:r>
+      <w:r>
+        <w:rPr>
+          <w:b/>
+          <w:bCs/>
+        </w:rPr>
+        <w:t xml:space="preserve">CERTAIN</w:t>
+      </w:r>
+      <w:r>
+        <w:rPr>
+          <w:b/>
+          <w:bCs/>
+        </w:rPr>
+        <w:t xml:space="preserve"> </w:t>
+      </w:r>
+      <w:r>
+        <w:rPr>
+          <w:b/>
+          <w:bCs/>
+        </w:rPr>
+        <w:t xml:space="preserve">DEBTS</w:t>
+      </w:r>
+      <w:r>
+        <w:rPr>
+          <w:b/>
+          <w:bCs/>
+        </w:rPr>
+        <w:t xml:space="preserve"> </w:t>
+      </w:r>
+      <w:r>
+        <w:rPr>
+          <w:b/>
+          <w:bCs/>
+        </w:rPr>
+        <w:t xml:space="preserve">PURSUANT</w:t>
+      </w:r>
+      <w:r>
+        <w:rPr>
+          <w:b/>
+          <w:bCs/>
+        </w:rPr>
+        <w:t xml:space="preserve"> </w:t>
+      </w:r>
+      <w:r>
+        <w:rPr>
+          <w:b/>
+          <w:bCs/>
+        </w:rPr>
+        <w:t xml:space="preserve">TO</w:t>
+      </w:r>
+      <w:r>
+        <w:rPr>
+          <w:b/>
+          <w:bCs/>
+        </w:rPr>
+        <w:t xml:space="preserve"> </w:t>
+      </w:r>
+      <w:r>
+        <w:rPr>
+          <w:b/>
+          <w:bCs/>
+        </w:rPr>
+        <w:t xml:space="preserve">SECTIONS</w:t>
+      </w:r>
+      <w:r>
+        <w:rPr>
+          <w:b/>
+          <w:bCs/>
+        </w:rPr>
+        <w:t xml:space="preserve"> </w:t>
+      </w:r>
+      <w:r>
+        <w:rPr>
+          <w:b/>
+          <w:bCs/>
+        </w:rPr>
+        <w:t xml:space="preserve">727(a)⁠(2)⁠(A)</w:t>
+      </w:r>
+      <w:r>
+        <w:rPr>
+          <w:b/>
+          <w:bCs/>
+        </w:rPr>
+        <w:t xml:space="preserve"> </w:t>
+      </w:r>
+      <w:r>
+        <w:rPr>
+          <w:b/>
+          <w:bCs/>
+        </w:rPr>
+        <w:t xml:space="preserve">AND</w:t>
+      </w:r>
+      <w:r>
+        <w:rPr>
+          <w:b/>
+          <w:bCs/>
+        </w:rPr>
+        <w:t xml:space="preserve"> </w:t>
+      </w:r>
+      <w:r>
+        <w:rPr>
+          <w:b/>
+          <w:bCs/>
+        </w:rPr>
+        <w:t xml:space="preserve">727(a)⁠(2)⁠(B)</w:t>
+      </w:r>
+      <w:r>
+        <w:rPr>
+          <w:b/>
+          <w:bCs/>
+        </w:rPr>
+        <w:t xml:space="preserve"> </w:t>
+      </w:r>
+      <w:r>
+        <w:rPr>
+          <w:b/>
+          <w:bCs/>
+        </w:rPr>
+        <w:t xml:space="preserve">OF</w:t>
+      </w:r>
+      <w:r>
+        <w:rPr>
+          <w:b/>
+          <w:bCs/>
+        </w:rPr>
+        <w:t xml:space="preserve"> </w:t>
+      </w:r>
+      <w:r>
+        <w:rPr>
+          <w:b/>
+          <w:bCs/>
+        </w:rPr>
+        <w:t xml:space="preserve">THE</w:t>
+      </w:r>
+      <w:r>
+        <w:rPr>
+          <w:b/>
+          <w:bCs/>
+        </w:rPr>
+        <w:t xml:space="preserve"> </w:t>
+      </w:r>
+      <w:r>
+        <w:rPr>
+          <w:b/>
+          <w:bCs/>
+        </w:rPr>
+        <w:t xml:space="preserve">BANKRUPTCY</w:t>
+      </w:r>
+      <w:r>
+        <w:rPr>
+          <w:b/>
+          <w:bCs/>
+        </w:rPr>
+        <w:t xml:space="preserve"> </w:t>
+      </w:r>
+      <w:r>
+        <w:rPr>
+          <w:b/>
+          <w:bCs/>
+        </w:rPr>
+        <w:t xml:space="preserve">CODE</w:t>
+      </w:r>
+    </w:p>
+    <w:p>
+      <w:pPr>
+        <w:spacing w:before="0" w:after="0" w:line="276" w:lineRule="exact"/>
+        <w:ind w:left="0" w:firstLine="0"/>
+        <w:jc w:val="left"/>
+      </w:pPr>
+    </w:p>
+    <w:p>
+      <w:pPr>
+        <w:pStyle w:val="BodyText"/>
       </w:pPr>
       <w:r>
         <w:t xml:space="preserve">Now comes Defendant, Templar Companies, LLC (the</w:t>
@@ -636,7 +1145,7 @@
         <w:t xml:space="preserve">“Defendant”</w:t>
       </w:r>
       <w:r>
-        <w:t xml:space="preserve">), by and through counsel, and moves pursuant to Fed.R.Civ.P. 12(b)(6), made applicable by the Bankruptcy Rule 7012(b), to dismiss the Amended Complaint filed by Plaintiff Scott C. Swearingen, with prejudice, for failure to state a claim upon which relief may be granted.</w:t>
+        <w:t xml:space="preserve">), by and through counsel, and moves pursuant to Fed.R.Civ.P. 12(b)⁠(6), made applicable by the Bankruptcy Rule 7012(b), to dismiss the Amended Complaint filed by Plaintiff Scott C. Swearingen, with prejudice, for failure to state a claim upon which relief may be granted.</w:t>
       </w:r>
     </w:p>
     <w:p>
@@ -649,7 +1158,7 @@
     </w:p>
     <w:p>
       <w:pPr>
-        <w:pStyle w:val="BodyText"/>
+        <w:pStyle w:val="BodyTextKeep"/>
       </w:pPr>
       <w:r>
         <w:t xml:space="preserve">WHEREFORE, the Defendant prays that the Court dismiss this adversary proceeding, award the Defendant its costs, and grant such other and further relief as the Court deems just and appropriate.</w:t>
@@ -657,14 +1166,11 @@
     </w:p>
     <w:p>
       <w:pPr>
-        <w:pStyle w:val="Single"/>
-        <w:spacing w:before="0" w:after="0" w:line="360" w:lineRule="exact"/>
-      </w:pPr>
-    </w:p>
-    <w:p>
-      <w:pPr>
-        <w:pStyle w:val="Signature"/>
         <w:keepNext/>
+        <w:keepLines/>
+        <w:spacing w:before="276" w:after="0" w:line="276" w:lineRule="exact"/>
+        <w:ind w:left="4680" w:firstLine="0"/>
+        <w:jc w:val="left"/>
       </w:pPr>
       <w:r>
         <w:t xml:space="preserve">Respectfully submitted,</w:t>
@@ -672,55 +1178,216 @@
     </w:p>
     <w:p>
       <w:pPr>
-        <w:pStyle w:val="Single"/>
-        <w:spacing w:before="0" w:after="0" w:line="240" w:lineRule="exact"/>
-      </w:pPr>
-    </w:p>
-    <w:p>
-      <w:pPr>
-        <w:pStyle w:val="Signature"/>
         <w:keepNext/>
-      </w:pPr>
-      <w:r>
-        <w:t xml:space="preserve">s/ Steven J. Heimberger</w:t>
-      </w:r>
-    </w:p>
-    <w:p>
-      <w:pPr>
-        <w:pStyle w:val="Signature"/>
+        <w:keepLines/>
+        <w:spacing w:before="276" w:after="0" w:line="276" w:lineRule="exact"/>
+        <w:ind w:left="4680" w:firstLine="0"/>
+        <w:jc w:val="left"/>
+      </w:pPr>
+      <w:r>
+        <w:t xml:space="preserve">s/ </w:t>
+      </w:r>
+      <w:r>
+        <w:t xml:space="preserve">Steven</w:t>
+      </w:r>
+      <w:r>
+        <w:t xml:space="preserve"> </w:t>
+      </w:r>
+      <w:r>
+        <w:t xml:space="preserve">J.</w:t>
+      </w:r>
+      <w:r>
+        <w:t xml:space="preserve"> </w:t>
+      </w:r>
+      <w:r>
+        <w:t xml:space="preserve">Heimberger</w:t>
+      </w:r>
+    </w:p>
+    <w:p>
+      <w:pPr>
         <w:keepNext/>
-      </w:pPr>
-      <w:r>
-        <w:t xml:space="preserve">STEVEN J. HEIMBERGER (0084618)</w:t>
-      </w:r>
-    </w:p>
-    <w:p>
-      <w:pPr>
-        <w:pStyle w:val="Signature"/>
-      </w:pPr>
-      <w:r>
-        <w:t xml:space="preserve">Roderick Linton Belfance, LLP</w:t>
-      </w:r>
-    </w:p>
-    <w:p>
-      <w:pPr>
-        <w:pStyle w:val="Signature"/>
-      </w:pPr>
-      <w:r>
-        <w:t xml:space="preserve">50 S. Main Street, 10th Floor, Akron, Ohio 44308</w:t>
-      </w:r>
-    </w:p>
-    <w:p>
-      <w:pPr>
-        <w:pStyle w:val="Signature"/>
-      </w:pPr>
-      <w:r>
-        <w:t xml:space="preserve">434-3000, telephone; (330) 434-9220, fax</w:t>
-      </w:r>
-    </w:p>
-    <w:p>
-      <w:pPr>
-        <w:pStyle w:val="Signature"/>
+        <w:keepLines/>
+        <w:spacing w:before="0" w:after="0" w:line="276" w:lineRule="exact"/>
+        <w:ind w:left="4680" w:firstLine="0"/>
+        <w:jc w:val="left"/>
+      </w:pPr>
+      <w:r>
+        <w:t xml:space="preserve">STEVEN</w:t>
+      </w:r>
+      <w:r>
+        <w:t xml:space="preserve"> </w:t>
+      </w:r>
+      <w:r>
+        <w:t xml:space="preserve">J.</w:t>
+      </w:r>
+      <w:r>
+        <w:t xml:space="preserve"> </w:t>
+      </w:r>
+      <w:r>
+        <w:t xml:space="preserve">HEIMBERGER</w:t>
+      </w:r>
+      <w:r>
+        <w:t xml:space="preserve"> </w:t>
+      </w:r>
+      <w:r>
+        <w:t xml:space="preserve">(0084618)</w:t>
+      </w:r>
+    </w:p>
+    <w:p>
+      <w:pPr>
+        <w:keepNext/>
+        <w:keepLines/>
+        <w:spacing w:before="0" w:after="0" w:line="276" w:lineRule="exact"/>
+        <w:ind w:left="4680" w:firstLine="0"/>
+        <w:jc w:val="left"/>
+      </w:pPr>
+      <w:r>
+        <w:t xml:space="preserve">Roderick</w:t>
+      </w:r>
+      <w:r>
+        <w:t xml:space="preserve"> </w:t>
+      </w:r>
+      <w:r>
+        <w:t xml:space="preserve">Linton</w:t>
+      </w:r>
+      <w:r>
+        <w:t xml:space="preserve"> </w:t>
+      </w:r>
+      <w:r>
+        <w:t xml:space="preserve">Belfance,</w:t>
+      </w:r>
+      <w:r>
+        <w:t xml:space="preserve"> </w:t>
+      </w:r>
+      <w:r>
+        <w:t xml:space="preserve">LLP</w:t>
+      </w:r>
+    </w:p>
+    <w:p>
+      <w:pPr>
+        <w:keepNext/>
+        <w:keepLines/>
+        <w:spacing w:before="0" w:after="0" w:line="276" w:lineRule="exact"/>
+        <w:ind w:left="4680" w:firstLine="0"/>
+        <w:jc w:val="left"/>
+      </w:pPr>
+      <w:r>
+        <w:t xml:space="preserve">50</w:t>
+      </w:r>
+      <w:r>
+        <w:t xml:space="preserve"> </w:t>
+      </w:r>
+      <w:r>
+        <w:t xml:space="preserve">S.</w:t>
+      </w:r>
+      <w:r>
+        <w:t xml:space="preserve"> </w:t>
+      </w:r>
+      <w:r>
+        <w:t xml:space="preserve">Main</w:t>
+      </w:r>
+      <w:r>
+        <w:t xml:space="preserve"> </w:t>
+      </w:r>
+      <w:r>
+        <w:t xml:space="preserve">Street,</w:t>
+      </w:r>
+      <w:r>
+        <w:t xml:space="preserve"> </w:t>
+      </w:r>
+      <w:r>
+        <w:t xml:space="preserve">10th</w:t>
+      </w:r>
+      <w:r>
+        <w:t xml:space="preserve"> </w:t>
+      </w:r>
+      <w:r>
+        <w:t xml:space="preserve">Floor</w:t>
+      </w:r>
+    </w:p>
+    <w:p>
+      <w:pPr>
+        <w:keepNext/>
+        <w:keepLines/>
+        <w:spacing w:before="0" w:after="0" w:line="276" w:lineRule="exact"/>
+        <w:ind w:left="4680" w:firstLine="0"/>
+        <w:jc w:val="left"/>
+      </w:pPr>
+      <w:r>
+        <w:t xml:space="preserve">Akron,</w:t>
+      </w:r>
+      <w:r>
+        <w:t xml:space="preserve"> </w:t>
+      </w:r>
+      <w:r>
+        <w:t xml:space="preserve">Ohio</w:t>
+      </w:r>
+      <w:r>
+        <w:t xml:space="preserve"> </w:t>
+      </w:r>
+      <w:r>
+        <w:t xml:space="preserve">44308</w:t>
+      </w:r>
+    </w:p>
+    <w:p>
+      <w:pPr>
+        <w:keepNext/>
+        <w:keepLines/>
+        <w:spacing w:before="0" w:after="0" w:line="276" w:lineRule="exact"/>
+        <w:ind w:left="4680" w:firstLine="0"/>
+        <w:jc w:val="left"/>
+      </w:pPr>
+      <w:r>
+        <w:t xml:space="preserve">(330)</w:t>
+      </w:r>
+      <w:r>
+        <w:t xml:space="preserve"> </w:t>
+      </w:r>
+      <w:r>
+        <w:t xml:space="preserve">434</w:t>
+        <w:noBreakHyphen/>
+        <w:t xml:space="preserve">3000,</w:t>
+      </w:r>
+      <w:r>
+        <w:t xml:space="preserve"> </w:t>
+      </w:r>
+      <w:r>
+        <w:t xml:space="preserve">telephone</w:t>
+      </w:r>
+    </w:p>
+    <w:p>
+      <w:pPr>
+        <w:keepNext/>
+        <w:keepLines/>
+        <w:spacing w:before="0" w:after="0" w:line="276" w:lineRule="exact"/>
+        <w:ind w:left="4680" w:firstLine="0"/>
+        <w:jc w:val="left"/>
+      </w:pPr>
+      <w:r>
+        <w:t xml:space="preserve">(330)</w:t>
+      </w:r>
+      <w:r>
+        <w:t xml:space="preserve"> </w:t>
+      </w:r>
+      <w:r>
+        <w:t xml:space="preserve">434</w:t>
+        <w:noBreakHyphen/>
+        <w:t xml:space="preserve">9220,</w:t>
+      </w:r>
+      <w:r>
+        <w:t xml:space="preserve"> </w:t>
+      </w:r>
+      <w:r>
+        <w:t xml:space="preserve">fax</w:t>
+      </w:r>
+    </w:p>
+    <w:p>
+      <w:pPr>
+        <w:keepNext/>
+        <w:keepLines/>
+        <w:spacing w:before="0" w:after="0" w:line="276" w:lineRule="exact"/>
+        <w:ind w:left="4680" w:firstLine="0"/>
+        <w:jc w:val="left"/>
       </w:pPr>
       <w:r>
         <w:t xml:space="preserve">sheimberger@rlbllp.com</w:t>
@@ -728,103 +1395,22 @@
     </w:p>
     <w:p>
       <w:pPr>
-        <w:pStyle w:val="Signature"/>
-      </w:pPr>
-      <w:r>
-        <w:t xml:space="preserve">Attorney for Defendant, Templar Companies, LLC</w:t>
-      </w:r>
-    </w:p>
-    <w:p>
-      <w:pPr>
-        <w:pStyle w:val="Heading1"/>
-      </w:pPr>
-      <w:bookmarkStart w:id="109" w:name="_a8fca942bc03e5f4a409abe291081e36d79cf59"/>
-      <w:r>
-        <w:t xml:space="preserve">MEMORANDUM IN SUPPORT OF MOTION TO DISMISS AMENDED COMPLAINT ASSERTING NON-DISCHARGEABILITY OF CERTAIN DEBTS PURSUANT TO SECTIONS 727(a)(2)(A) AND 727(a)(2)(B) OF THE BANKRUPTCY CODE</w:t>
-      </w:r>
-      <w:bookmarkEnd w:id="109"/>
-    </w:p>
-    <w:p>
-      <w:pPr>
-        <w:pStyle w:val="FirstParagraph"/>
-      </w:pPr>
-      <w:r>
-        <w:t xml:space="preserve">1. On June 11, 2021 the Plaintiff Scott Swearingen filed his Adversary Proceeding Complaint. [ECF Doc. No. 1.]</w:t>
-      </w:r>
-    </w:p>
-    <w:p>
-      <w:pPr>
-        <w:pStyle w:val="BodyText"/>
-      </w:pPr>
-      <w:r>
-        <w:t xml:space="preserve">2. On June 16, 2021 the Debtor, Templar Companies, LLC filed its Motion to Dismiss. [ECF Doc. No. 5.]</w:t>
-      </w:r>
-    </w:p>
-    <w:p>
-      <w:pPr>
-        <w:pStyle w:val="BodyText"/>
-      </w:pPr>
-      <w:r>
-        <w:t xml:space="preserve">3. On June 21, 2021 Plaintiff filed both his response to the Motion to Dismiss [ECF Doc. No. 11] and an Amended Complaint [ECF Doc. No. 10].</w:t>
-      </w:r>
-    </w:p>
-    <w:p>
-      <w:pPr>
-        <w:pStyle w:val="BodyText"/>
-      </w:pPr>
-      <w:r>
-        <w:t xml:space="preserve">4. Pursuant to Fed.R.Civ.P. 15(a)(1)(B), made applicable by Federal Rules of Bankruptcy Procedure Rule 7015, Plaintiff did not require leave of the Court to amend his Complaint because it was filed within 21 days after service of the Debtor’s Rule 12(b) motion.</w:t>
-      </w:r>
-    </w:p>
-    <w:p>
-      <w:pPr>
-        <w:pStyle w:val="BodyText"/>
-      </w:pPr>
-      <w:r>
-        <w:t xml:space="preserve">5. Because amended complaints supersede the original pleading, the filing of an amended complaint usually renders the pending motion to dismiss moot.</w:t>
-      </w:r>
-      <w:r>
-        <w:t xml:space="preserve"> </w:t>
-      </w:r>
+        <w:spacing w:before="0" w:after="0" w:line="276" w:lineRule="exact"/>
+        <w:ind w:left="4680" w:firstLine="0"/>
+        <w:jc w:val="left"/>
+      </w:pPr>
       <w:r>
         <w:rPr>
           <w:i/>
           <w:iCs/>
         </w:rPr>
-        <w:t xml:space="preserve">Yates v. Applied Performance Techs., Inc.</w:t>
-      </w:r>
-      <w:r>
-        <w:t xml:space="preserve">, 205 F.R.D. 497, 499 (S.D. Ohio 2002).</w:t>
-      </w:r>
-      <w:r>
-        <w:t xml:space="preserve"> </w:t>
-      </w:r>
-      <w:r>
-        <w:t xml:space="preserve">“The general rule is that an amended pleading supersedes the original and remains in effect, unless again modified, from that point forward.”</w:t>
-      </w:r>
-      <w:r>
-        <w:t xml:space="preserve"> </w:t>
-      </w:r>
-      <w:r>
-        <w:t xml:space="preserve">6 Wright, Federal Practice &amp; Procedure § 1476, at 556-57 (2nd ed. 1990 &amp; Supp. 2001). Once an amended pleading is filed, the original pleading no longer performs any function in the case.</w:t>
-      </w:r>
-      <w:r>
-        <w:t xml:space="preserve"> </w:t>
+        <w:t xml:space="preserve">Attorney</w:t>
       </w:r>
       <w:r>
         <w:rPr>
           <w:i/>
           <w:iCs/>
         </w:rPr>
-        <w:t xml:space="preserve">Id.</w:t>
-      </w:r>
-      <w:r>
-        <w:t xml:space="preserve"> </w:t>
-      </w:r>
-      <w:r>
-        <w:t xml:space="preserve">Any subsequent motion filed by the opposing party should be directed at the amended pleading.</w:t>
-      </w:r>
-      <w:r>
         <w:t xml:space="preserve"> </w:t>
       </w:r>
       <w:r>
@@ -832,28 +1418,13 @@
           <w:i/>
           <w:iCs/>
         </w:rPr>
-        <w:t xml:space="preserve">Id.</w:t>
-      </w:r>
-      <w:r>
-        <w:t xml:space="preserve"> </w:t>
-      </w:r>
-      <w:r>
-        <w:t xml:space="preserve">(citing</w:t>
-      </w:r>
-      <w:r>
-        <w:t xml:space="preserve"> </w:t>
+        <w:t xml:space="preserve">for</w:t>
       </w:r>
       <w:r>
         <w:rPr>
           <w:i/>
           <w:iCs/>
         </w:rPr>
-        <w:t xml:space="preserve">Hartman v. Register</w:t>
-      </w:r>
-      <w:r>
-        <w:t xml:space="preserve">, No. 1:06-cv-33, 2007 U.S. Dist. LEXIS 21175 (S.D. Ohio Mar. 26, 2007) (holding that defendants’ motions to dismiss the original complaint and the first amended complaint were moot given the subsequent filing of a second amended complaint)); see also</w:t>
-      </w:r>
-      <w:r>
         <w:t xml:space="preserve"> </w:t>
       </w:r>
       <w:r>
@@ -861,39 +1432,13 @@
           <w:i/>
           <w:iCs/>
         </w:rPr>
-        <w:t xml:space="preserve">Pethtel v. Washington County Sheriff’s Office</w:t>
-      </w:r>
-      <w:r>
-        <w:t xml:space="preserve">, No. 2:06-799, 2007 U.S. Dist. LEXIS 60105, at *12-13 (S.D. Ohio Aug. 16, 2007) (</w:t>
-      </w:r>
-      <w:r>
-        <w:t xml:space="preserve">“because an amended complaint supersedes the original complaint, the filing of an amended complaint normally moots a motion to dismiss the original complaint”</w:t>
-      </w:r>
-      <w:r>
-        <w:t xml:space="preserve">).</w:t>
-      </w:r>
-    </w:p>
-    <w:p>
-      <w:pPr>
-        <w:pStyle w:val="BodyText"/>
-      </w:pPr>
-      <w:r>
-        <w:t xml:space="preserve">6. The only circumstances in which filing an amended complaint may not moot a motion to dismiss is when the amended complaint is substantially identical to the original complaint.</w:t>
-      </w:r>
-      <w:r>
-        <w:t xml:space="preserve"> </w:t>
+        <w:t xml:space="preserve">Defendant,</w:t>
       </w:r>
       <w:r>
         <w:rPr>
           <w:i/>
           <w:iCs/>
         </w:rPr>
-        <w:t xml:space="preserve">Pethtel</w:t>
-      </w:r>
-      <w:r>
-        <w:t xml:space="preserve">, 2007 U.S. Dist. LEXIS 60105, at *12-13. For example, when a motion to amend only addresses a discrete issue, it may not moot the underlying motion to dismiss.</w:t>
-      </w:r>
-      <w:r>
         <w:t xml:space="preserve"> </w:t>
       </w:r>
       <w:r>
@@ -901,6 +1446,562 @@
           <w:i/>
           <w:iCs/>
         </w:rPr>
+        <w:t xml:space="preserve">Templar</w:t>
+      </w:r>
+      <w:r>
+        <w:rPr>
+          <w:i/>
+          <w:iCs/>
+        </w:rPr>
+        <w:t xml:space="preserve"> </w:t>
+      </w:r>
+      <w:r>
+        <w:rPr>
+          <w:i/>
+          <w:iCs/>
+        </w:rPr>
+        <w:t xml:space="preserve">Companies,</w:t>
+      </w:r>
+      <w:r>
+        <w:rPr>
+          <w:i/>
+          <w:iCs/>
+        </w:rPr>
+        <w:t xml:space="preserve"> </w:t>
+      </w:r>
+      <w:r>
+        <w:rPr>
+          <w:i/>
+          <w:iCs/>
+        </w:rPr>
+        <w:t xml:space="preserve">LLC</w:t>
+      </w:r>
+    </w:p>
+    <w:p>
+      <w:pPr>
+        <w:keepNext/>
+        <w:keepLines/>
+        <w:spacing w:before="276" w:after="0" w:line="480" w:lineRule="exact"/>
+        <w:ind w:left="0" w:firstLine="0"/>
+        <w:jc w:val="center"/>
+      </w:pPr>
+      <w:r>
+        <w:rPr>
+          <w:b/>
+          <w:bCs/>
+        </w:rPr>
+        <w:t xml:space="preserve">MEMORANDUM</w:t>
+      </w:r>
+      <w:r>
+        <w:rPr>
+          <w:b/>
+          <w:bCs/>
+        </w:rPr>
+        <w:t xml:space="preserve"> </w:t>
+      </w:r>
+      <w:r>
+        <w:rPr>
+          <w:b/>
+          <w:bCs/>
+        </w:rPr>
+        <w:t xml:space="preserve">IN</w:t>
+      </w:r>
+      <w:r>
+        <w:rPr>
+          <w:b/>
+          <w:bCs/>
+        </w:rPr>
+        <w:t xml:space="preserve"> </w:t>
+      </w:r>
+      <w:r>
+        <w:rPr>
+          <w:b/>
+          <w:bCs/>
+        </w:rPr>
+        <w:t xml:space="preserve">SUPPORT</w:t>
+      </w:r>
+      <w:r>
+        <w:rPr>
+          <w:b/>
+          <w:bCs/>
+        </w:rPr>
+        <w:t xml:space="preserve"> </w:t>
+      </w:r>
+      <w:r>
+        <w:rPr>
+          <w:b/>
+          <w:bCs/>
+        </w:rPr>
+        <w:t xml:space="preserve">OF</w:t>
+      </w:r>
+      <w:r>
+        <w:rPr>
+          <w:b/>
+          <w:bCs/>
+        </w:rPr>
+        <w:t xml:space="preserve"> </w:t>
+      </w:r>
+      <w:r>
+        <w:rPr>
+          <w:b/>
+          <w:bCs/>
+        </w:rPr>
+        <w:t xml:space="preserve">MOTION</w:t>
+      </w:r>
+      <w:r>
+        <w:rPr>
+          <w:b/>
+          <w:bCs/>
+        </w:rPr>
+        <w:t xml:space="preserve"> </w:t>
+      </w:r>
+      <w:r>
+        <w:rPr>
+          <w:b/>
+          <w:bCs/>
+        </w:rPr>
+        <w:t xml:space="preserve">TO</w:t>
+      </w:r>
+      <w:r>
+        <w:rPr>
+          <w:b/>
+          <w:bCs/>
+        </w:rPr>
+        <w:t xml:space="preserve"> </w:t>
+      </w:r>
+      <w:r>
+        <w:rPr>
+          <w:b/>
+          <w:bCs/>
+        </w:rPr>
+        <w:t xml:space="preserve">DISMISS</w:t>
+      </w:r>
+      <w:r>
+        <w:rPr>
+          <w:b/>
+          <w:bCs/>
+        </w:rPr>
+        <w:t xml:space="preserve"> </w:t>
+      </w:r>
+      <w:r>
+        <w:rPr>
+          <w:b/>
+          <w:bCs/>
+        </w:rPr>
+        <w:t xml:space="preserve">AMENDED</w:t>
+      </w:r>
+      <w:r>
+        <w:rPr>
+          <w:b/>
+          <w:bCs/>
+        </w:rPr>
+        <w:t xml:space="preserve"> </w:t>
+      </w:r>
+      <w:r>
+        <w:rPr>
+          <w:b/>
+          <w:bCs/>
+        </w:rPr>
+        <w:t xml:space="preserve">COMPLAINT</w:t>
+      </w:r>
+      <w:r>
+        <w:rPr>
+          <w:b/>
+          <w:bCs/>
+        </w:rPr>
+        <w:t xml:space="preserve"> </w:t>
+      </w:r>
+      <w:r>
+        <w:rPr>
+          <w:b/>
+          <w:bCs/>
+        </w:rPr>
+        <w:t xml:space="preserve">ASSERTING</w:t>
+      </w:r>
+      <w:r>
+        <w:rPr>
+          <w:b/>
+          <w:bCs/>
+        </w:rPr>
+        <w:t xml:space="preserve"> </w:t>
+      </w:r>
+      <w:r>
+        <w:rPr>
+          <w:b/>
+          <w:bCs/>
+        </w:rPr>
+        <w:t xml:space="preserve">NON-DISCHARGEABILITY</w:t>
+      </w:r>
+      <w:r>
+        <w:rPr>
+          <w:b/>
+          <w:bCs/>
+        </w:rPr>
+        <w:t xml:space="preserve"> </w:t>
+      </w:r>
+      <w:r>
+        <w:rPr>
+          <w:b/>
+          <w:bCs/>
+        </w:rPr>
+        <w:t xml:space="preserve">OF</w:t>
+      </w:r>
+      <w:r>
+        <w:rPr>
+          <w:b/>
+          <w:bCs/>
+        </w:rPr>
+        <w:t xml:space="preserve"> </w:t>
+      </w:r>
+      <w:r>
+        <w:rPr>
+          <w:b/>
+          <w:bCs/>
+        </w:rPr>
+        <w:t xml:space="preserve">CERTAIN</w:t>
+      </w:r>
+      <w:r>
+        <w:rPr>
+          <w:b/>
+          <w:bCs/>
+        </w:rPr>
+        <w:t xml:space="preserve"> </w:t>
+      </w:r>
+      <w:r>
+        <w:rPr>
+          <w:b/>
+          <w:bCs/>
+        </w:rPr>
+        <w:t xml:space="preserve">DEBTS</w:t>
+      </w:r>
+      <w:r>
+        <w:rPr>
+          <w:b/>
+          <w:bCs/>
+        </w:rPr>
+        <w:t xml:space="preserve"> </w:t>
+      </w:r>
+      <w:r>
+        <w:rPr>
+          <w:b/>
+          <w:bCs/>
+        </w:rPr>
+        <w:t xml:space="preserve">PURSUANT</w:t>
+      </w:r>
+      <w:r>
+        <w:rPr>
+          <w:b/>
+          <w:bCs/>
+        </w:rPr>
+        <w:t xml:space="preserve"> </w:t>
+      </w:r>
+      <w:r>
+        <w:rPr>
+          <w:b/>
+          <w:bCs/>
+        </w:rPr>
+        <w:t xml:space="preserve">TO</w:t>
+      </w:r>
+      <w:r>
+        <w:rPr>
+          <w:b/>
+          <w:bCs/>
+        </w:rPr>
+        <w:t xml:space="preserve"> </w:t>
+      </w:r>
+      <w:r>
+        <w:rPr>
+          <w:b/>
+          <w:bCs/>
+        </w:rPr>
+        <w:t xml:space="preserve">SECTIONS</w:t>
+      </w:r>
+      <w:r>
+        <w:rPr>
+          <w:b/>
+          <w:bCs/>
+        </w:rPr>
+        <w:t xml:space="preserve"> </w:t>
+      </w:r>
+      <w:r>
+        <w:rPr>
+          <w:b/>
+          <w:bCs/>
+        </w:rPr>
+        <w:t xml:space="preserve">727(A)⁠(2)⁠(A)</w:t>
+      </w:r>
+      <w:r>
+        <w:rPr>
+          <w:b/>
+          <w:bCs/>
+        </w:rPr>
+        <w:t xml:space="preserve"> </w:t>
+      </w:r>
+      <w:r>
+        <w:rPr>
+          <w:b/>
+          <w:bCs/>
+        </w:rPr>
+        <w:t xml:space="preserve">AND</w:t>
+      </w:r>
+      <w:r>
+        <w:rPr>
+          <w:b/>
+          <w:bCs/>
+        </w:rPr>
+        <w:t xml:space="preserve"> </w:t>
+      </w:r>
+      <w:r>
+        <w:rPr>
+          <w:b/>
+          <w:bCs/>
+        </w:rPr>
+        <w:t xml:space="preserve">727(A)⁠(2)⁠(B)</w:t>
+      </w:r>
+      <w:r>
+        <w:rPr>
+          <w:b/>
+          <w:bCs/>
+        </w:rPr>
+        <w:t xml:space="preserve"> </w:t>
+      </w:r>
+      <w:r>
+        <w:rPr>
+          <w:b/>
+          <w:bCs/>
+        </w:rPr>
+        <w:t xml:space="preserve">OF</w:t>
+      </w:r>
+      <w:r>
+        <w:rPr>
+          <w:b/>
+          <w:bCs/>
+        </w:rPr>
+        <w:t xml:space="preserve"> </w:t>
+      </w:r>
+      <w:r>
+        <w:rPr>
+          <w:b/>
+          <w:bCs/>
+        </w:rPr>
+        <w:t xml:space="preserve">THE</w:t>
+      </w:r>
+      <w:r>
+        <w:rPr>
+          <w:b/>
+          <w:bCs/>
+        </w:rPr>
+        <w:t xml:space="preserve"> </w:t>
+      </w:r>
+      <w:r>
+        <w:rPr>
+          <w:b/>
+          <w:bCs/>
+        </w:rPr>
+        <w:t xml:space="preserve">BANKRUPTCY</w:t>
+      </w:r>
+      <w:r>
+        <w:rPr>
+          <w:b/>
+          <w:bCs/>
+        </w:rPr>
+        <w:t xml:space="preserve"> </w:t>
+      </w:r>
+      <w:r>
+        <w:rPr>
+          <w:b/>
+          <w:bCs/>
+        </w:rPr>
+        <w:t xml:space="preserve">CODE</w:t>
+      </w:r>
+    </w:p>
+    <w:p>
+      <w:pPr>
+        <w:pStyle w:val="BodyText"/>
+      </w:pPr>
+      <w:r>
+        <w:t xml:space="preserve">1. On June 11, 2021 the Plaintiff Scott Swearingen filed his Adversary Proceeding Complaint. [ECF Doc. No. 1.]</w:t>
+      </w:r>
+    </w:p>
+    <w:p>
+      <w:pPr>
+        <w:pStyle w:val="BodyText"/>
+      </w:pPr>
+      <w:r>
+        <w:t xml:space="preserve">2. On June 16, 2021 the Debtor, Templar Companies, LLC filed its Motion to Dismiss. [ECF Doc. No. 5.]</w:t>
+      </w:r>
+    </w:p>
+    <w:p>
+      <w:pPr>
+        <w:pStyle w:val="BodyText"/>
+      </w:pPr>
+      <w:r>
+        <w:t xml:space="preserve">3. On June 21, 2021 Plaintiff filed both his response to the Motion to Dismiss [ECF Doc. No. 11] and an Amended Complaint [ECF Doc. No. 10].</w:t>
+      </w:r>
+    </w:p>
+    <w:p>
+      <w:pPr>
+        <w:pStyle w:val="BodyText"/>
+      </w:pPr>
+      <w:r>
+        <w:t xml:space="preserve">4. Pursuant to Fed.R.Civ.P. 15(a)⁠(1)⁠(B), made applicable by Federal Rules of Bankruptcy Procedure Rule 7015, Plaintiff did not require leave of the Court to amend his Complaint because it was filed within 21 days after service of the Debtor’s Rule 12(b) motion.</w:t>
+      </w:r>
+    </w:p>
+    <w:p>
+      <w:pPr>
+        <w:pStyle w:val="BodyText"/>
+      </w:pPr>
+      <w:r>
+        <w:t xml:space="preserve">5. Because amended complaints supersede the original pleading, the filing of an amended complaint usually renders the pending motion to dismiss moot.</w:t>
+      </w:r>
+      <w:r>
+        <w:t xml:space="preserve"> </w:t>
+      </w:r>
+      <w:r>
+        <w:rPr>
+          <w:i/>
+          <w:iCs/>
+        </w:rPr>
+        <w:t xml:space="preserve">Yates v. Applied Performance Techs., Inc.</w:t>
+      </w:r>
+      <w:r>
+        <w:t xml:space="preserve">, 205 F.R.D. 497, 499 (S.D. Ohio 2002).</w:t>
+      </w:r>
+      <w:r>
+        <w:t xml:space="preserve"> </w:t>
+      </w:r>
+      <w:r>
+        <w:t xml:space="preserve">“The general rule is that an amended pleading supersedes the original and remains in effect, unless again modified, from that point forward.”</w:t>
+      </w:r>
+      <w:r>
+        <w:t xml:space="preserve"> </w:t>
+      </w:r>
+      <w:r>
+        <w:t xml:space="preserve">6 Wright, Federal Practice &amp; Procedure § 1476, at 556</w:t>
+      </w:r>
+      <w:r>
+        <w:noBreakHyphen/>
+      </w:r>
+      <w:r>
+        <w:t xml:space="preserve">57 (2nd ed. 1990 &amp; Supp. 2001). Once an amended pleading is filed, the original pleading no longer performs any function in the case.</w:t>
+      </w:r>
+      <w:r>
+        <w:t xml:space="preserve"> </w:t>
+      </w:r>
+      <w:r>
+        <w:rPr>
+          <w:i/>
+          <w:iCs/>
+        </w:rPr>
+        <w:t xml:space="preserve">Id.</w:t>
+      </w:r>
+      <w:r>
+        <w:t xml:space="preserve"> </w:t>
+      </w:r>
+      <w:r>
+        <w:t xml:space="preserve">Any subsequent motion filed by the opposing party should be directed at the amended pleading.</w:t>
+      </w:r>
+      <w:r>
+        <w:t xml:space="preserve"> </w:t>
+      </w:r>
+      <w:r>
+        <w:rPr>
+          <w:i/>
+          <w:iCs/>
+        </w:rPr>
+        <w:t xml:space="preserve">Id.</w:t>
+      </w:r>
+      <w:r>
+        <w:t xml:space="preserve"> </w:t>
+      </w:r>
+      <w:r>
+        <w:t xml:space="preserve">(citing</w:t>
+      </w:r>
+      <w:r>
+        <w:t xml:space="preserve"> </w:t>
+      </w:r>
+      <w:r>
+        <w:rPr>
+          <w:i/>
+          <w:iCs/>
+        </w:rPr>
+        <w:t xml:space="preserve">Hartman v. Register</w:t>
+      </w:r>
+      <w:r>
+        <w:t xml:space="preserve">, No. 1:06-cv</w:t>
+      </w:r>
+      <w:r>
+        <w:noBreakHyphen/>
+      </w:r>
+      <w:r>
+        <w:t xml:space="preserve">33, 2007 U.S. Dist. LEXIS 21175 (S.D. Ohio Mar. 26, 2007) (holding that defendants’ motions to dismiss the original complaint and the first amended complaint were moot given the subsequent filing of a second amended complaint)); see also</w:t>
+      </w:r>
+      <w:r>
+        <w:t xml:space="preserve"> </w:t>
+      </w:r>
+      <w:r>
+        <w:rPr>
+          <w:i/>
+          <w:iCs/>
+        </w:rPr>
+        <w:t xml:space="preserve">Pethtel v. Washington County Sheriff’s Office</w:t>
+      </w:r>
+      <w:r>
+        <w:t xml:space="preserve">, No. 2:06</w:t>
+      </w:r>
+      <w:r>
+        <w:noBreakHyphen/>
+      </w:r>
+      <w:r>
+        <w:t xml:space="preserve">799, 2007 U.S. Dist. LEXIS 60105, at *12</w:t>
+      </w:r>
+      <w:r>
+        <w:noBreakHyphen/>
+      </w:r>
+      <w:r>
+        <w:t xml:space="preserve">13 (S.D. Ohio Aug. 16, 2007) (</w:t>
+      </w:r>
+      <w:r>
+        <w:t xml:space="preserve">“because an amended complaint supersedes the original complaint, the filing of an amended complaint normally moots a motion to dismiss the original complaint”</w:t>
+      </w:r>
+      <w:r>
+        <w:t xml:space="preserve">).</w:t>
+      </w:r>
+    </w:p>
+    <w:p>
+      <w:pPr>
+        <w:pStyle w:val="BodyText"/>
+      </w:pPr>
+      <w:r>
+        <w:t xml:space="preserve">6. The only circumstances in which filing an amended complaint may not moot a motion to dismiss is when the amended complaint is substantially identical to the original complaint.</w:t>
+      </w:r>
+      <w:r>
+        <w:t xml:space="preserve"> </w:t>
+      </w:r>
+      <w:r>
+        <w:rPr>
+          <w:i/>
+          <w:iCs/>
+        </w:rPr>
+        <w:t xml:space="preserve">Pethtel</w:t>
+      </w:r>
+      <w:r>
+        <w:t xml:space="preserve">, 2007 U.S. Dist. LEXIS 60105, at *12</w:t>
+      </w:r>
+      <w:r>
+        <w:noBreakHyphen/>
+      </w:r>
+      <w:r>
+        <w:t xml:space="preserve">13. For example, when a motion to amend only addresses a discrete issue, it may not moot the underlying motion to dismiss.</w:t>
+      </w:r>
+      <w:r>
+        <w:t xml:space="preserve"> </w:t>
+      </w:r>
+      <w:r>
+        <w:rPr>
+          <w:i/>
+          <w:iCs/>
+        </w:rPr>
         <w:t xml:space="preserve">In re: GI Holdings</w:t>
       </w:r>
       <w:r>
@@ -912,7 +2013,7 @@
         <w:pStyle w:val="BodyText"/>
       </w:pPr>
       <w:r>
-        <w:t xml:space="preserve">7. The Plaintiff’s Amended Complaint appears to be substantively identical to his original Complaint, and 11 U.S.C. § 727(a) remains clear that a discharge relates only to an individual debtor.</w:t>
+        <w:t xml:space="preserve">7. The Plaintiff’s Amended Complaint appears to be substantively identical to his original Complaint, and 11 U.S.C. § 727(a) remains clear that a discharge relates only to an individual debtor.</w:t>
       </w:r>
     </w:p>
     <w:p>
@@ -920,7 +2021,7 @@
         <w:pStyle w:val="BodyText"/>
       </w:pPr>
       <w:r>
-        <w:t xml:space="preserve">8. Because the Debtor is not an individual, no discharge is available to Debtor as a matter of law and the Complaint fails in its reliance on 11 U.S.C. § 727(a)(2). No such cause of action against the Debtor exists.</w:t>
+        <w:t xml:space="preserve">8. Because the Debtor is not an individual, no discharge is available to Debtor as a matter of law and the Complaint fails in its reliance on 11 U.S.C. § 727(a)⁠(2). No such cause of action against the Debtor exists.</w:t>
       </w:r>
     </w:p>
     <w:p>
@@ -928,7 +2029,13 @@
         <w:pStyle w:val="BodyText"/>
       </w:pPr>
       <w:r>
-        <w:t xml:space="preserve">9. Instead of presenting a cognizable claim against the Debtor that is designed to be litigated through an adversary proceeding under Federal Rules of Bankruptcy Procedure Rule 7001, Plaintiff appears to be attempting to use the adversary proceeding process to harass the Debtor’s owner Robert Norman and interfere with his fresh start in connection with the bankruptcy discharge that he received in U.S. Bankruptcy Court Northern District of Ohio Case No. 19-61286-rk.</w:t>
+        <w:t xml:space="preserve">9. Instead of presenting a cognizable claim against the Debtor that is designed to be litigated through an adversary proceeding under Federal Rules of Bankruptcy Procedure Rule 7001, Plaintiff appears to be attempting to use the adversary proceeding process to harass the Debtor’s owner Robert Norman and interfere with his fresh start in connection with the bankruptcy discharge that he received in U.S. Bankruptcy Court Northern District of Ohio Case No. 19</w:t>
+      </w:r>
+      <w:r>
+        <w:noBreakHyphen/>
+      </w:r>
+      <w:r>
+        <w:t xml:space="preserve">61286-rk.</w:t>
       </w:r>
     </w:p>
     <w:p>
@@ -936,12 +2043,12 @@
         <w:pStyle w:val="BodyText"/>
       </w:pPr>
       <w:r>
-        <w:t xml:space="preserve">10. The Debtor hereby incorporates and renews his Motion to Dismiss filed with this Court on June 16, 2021 (ECF Doc. No. 5) in its entirety in support of this Motion.</w:t>
-      </w:r>
-    </w:p>
-    <w:p>
-      <w:pPr>
-        <w:pStyle w:val="BodyText"/>
+        <w:t xml:space="preserve">10. The Debtor hereby incorporates and renews his Motion to Dismiss filed with this Court on June 16, 2021 (ECF Doc. No. 5) in its entirety in support of this Motion.</w:t>
+      </w:r>
+    </w:p>
+    <w:p>
+      <w:pPr>
+        <w:pStyle w:val="BodyTextKeep"/>
       </w:pPr>
       <w:r>
         <w:t xml:space="preserve">For each and all of the above-cited reasons, Defendant Templar Companies, LLC respectfully requests that this Court dismiss the Plaintiff’s Amended Complaint, awarding costs to the Defendant and such other and further relief as the Court deems just and appropriate.</w:t>
@@ -949,14 +2056,11 @@
     </w:p>
     <w:p>
       <w:pPr>
-        <w:pStyle w:val="Single"/>
-        <w:spacing w:before="0" w:after="0" w:line="360" w:lineRule="exact"/>
-      </w:pPr>
-    </w:p>
-    <w:p>
-      <w:pPr>
-        <w:pStyle w:val="Signature"/>
         <w:keepNext/>
+        <w:keepLines/>
+        <w:spacing w:before="276" w:after="0" w:line="276" w:lineRule="exact"/>
+        <w:ind w:left="4680" w:firstLine="0"/>
+        <w:jc w:val="left"/>
       </w:pPr>
       <w:r>
         <w:t xml:space="preserve">Respectfully submitted,</w:t>
@@ -964,55 +2068,216 @@
     </w:p>
     <w:p>
       <w:pPr>
-        <w:pStyle w:val="Single"/>
-        <w:spacing w:before="0" w:after="0" w:line="240" w:lineRule="exact"/>
-      </w:pPr>
-    </w:p>
-    <w:p>
-      <w:pPr>
-        <w:pStyle w:val="Signature"/>
         <w:keepNext/>
-      </w:pPr>
-      <w:r>
-        <w:t xml:space="preserve">s/ Steven J. Heimberger</w:t>
-      </w:r>
-    </w:p>
-    <w:p>
-      <w:pPr>
-        <w:pStyle w:val="Signature"/>
+        <w:keepLines/>
+        <w:spacing w:before="276" w:after="0" w:line="276" w:lineRule="exact"/>
+        <w:ind w:left="4680" w:firstLine="0"/>
+        <w:jc w:val="left"/>
+      </w:pPr>
+      <w:r>
+        <w:t xml:space="preserve">s/ </w:t>
+      </w:r>
+      <w:r>
+        <w:t xml:space="preserve">Steven</w:t>
+      </w:r>
+      <w:r>
+        <w:t xml:space="preserve"> </w:t>
+      </w:r>
+      <w:r>
+        <w:t xml:space="preserve">J.</w:t>
+      </w:r>
+      <w:r>
+        <w:t xml:space="preserve"> </w:t>
+      </w:r>
+      <w:r>
+        <w:t xml:space="preserve">Heimberger</w:t>
+      </w:r>
+    </w:p>
+    <w:p>
+      <w:pPr>
         <w:keepNext/>
-      </w:pPr>
-      <w:r>
-        <w:t xml:space="preserve">STEVEN J. HEIMBERGER (0084618)</w:t>
-      </w:r>
-    </w:p>
-    <w:p>
-      <w:pPr>
-        <w:pStyle w:val="Signature"/>
-      </w:pPr>
-      <w:r>
-        <w:t xml:space="preserve">Roderick Linton Belfance, LLP</w:t>
-      </w:r>
-    </w:p>
-    <w:p>
-      <w:pPr>
-        <w:pStyle w:val="Signature"/>
-      </w:pPr>
-      <w:r>
-        <w:t xml:space="preserve">50 S. Main Street, 10th Floor, Akron, Ohio 44308</w:t>
-      </w:r>
-    </w:p>
-    <w:p>
-      <w:pPr>
-        <w:pStyle w:val="Signature"/>
-      </w:pPr>
-      <w:r>
-        <w:t xml:space="preserve">434-3000, telephone; (330) 434-9220, fax</w:t>
-      </w:r>
-    </w:p>
-    <w:p>
-      <w:pPr>
-        <w:pStyle w:val="Signature"/>
+        <w:keepLines/>
+        <w:spacing w:before="0" w:after="0" w:line="276" w:lineRule="exact"/>
+        <w:ind w:left="4680" w:firstLine="0"/>
+        <w:jc w:val="left"/>
+      </w:pPr>
+      <w:r>
+        <w:t xml:space="preserve">STEVEN</w:t>
+      </w:r>
+      <w:r>
+        <w:t xml:space="preserve"> </w:t>
+      </w:r>
+      <w:r>
+        <w:t xml:space="preserve">J.</w:t>
+      </w:r>
+      <w:r>
+        <w:t xml:space="preserve"> </w:t>
+      </w:r>
+      <w:r>
+        <w:t xml:space="preserve">HEIMBERGER</w:t>
+      </w:r>
+      <w:r>
+        <w:t xml:space="preserve"> </w:t>
+      </w:r>
+      <w:r>
+        <w:t xml:space="preserve">(0084618)</w:t>
+      </w:r>
+    </w:p>
+    <w:p>
+      <w:pPr>
+        <w:keepNext/>
+        <w:keepLines/>
+        <w:spacing w:before="0" w:after="0" w:line="276" w:lineRule="exact"/>
+        <w:ind w:left="4680" w:firstLine="0"/>
+        <w:jc w:val="left"/>
+      </w:pPr>
+      <w:r>
+        <w:t xml:space="preserve">Roderick</w:t>
+      </w:r>
+      <w:r>
+        <w:t xml:space="preserve"> </w:t>
+      </w:r>
+      <w:r>
+        <w:t xml:space="preserve">Linton</w:t>
+      </w:r>
+      <w:r>
+        <w:t xml:space="preserve"> </w:t>
+      </w:r>
+      <w:r>
+        <w:t xml:space="preserve">Belfance,</w:t>
+      </w:r>
+      <w:r>
+        <w:t xml:space="preserve"> </w:t>
+      </w:r>
+      <w:r>
+        <w:t xml:space="preserve">LLP</w:t>
+      </w:r>
+    </w:p>
+    <w:p>
+      <w:pPr>
+        <w:keepNext/>
+        <w:keepLines/>
+        <w:spacing w:before="0" w:after="0" w:line="276" w:lineRule="exact"/>
+        <w:ind w:left="4680" w:firstLine="0"/>
+        <w:jc w:val="left"/>
+      </w:pPr>
+      <w:r>
+        <w:t xml:space="preserve">50</w:t>
+      </w:r>
+      <w:r>
+        <w:t xml:space="preserve"> </w:t>
+      </w:r>
+      <w:r>
+        <w:t xml:space="preserve">S.</w:t>
+      </w:r>
+      <w:r>
+        <w:t xml:space="preserve"> </w:t>
+      </w:r>
+      <w:r>
+        <w:t xml:space="preserve">Main</w:t>
+      </w:r>
+      <w:r>
+        <w:t xml:space="preserve"> </w:t>
+      </w:r>
+      <w:r>
+        <w:t xml:space="preserve">Street,</w:t>
+      </w:r>
+      <w:r>
+        <w:t xml:space="preserve"> </w:t>
+      </w:r>
+      <w:r>
+        <w:t xml:space="preserve">10th</w:t>
+      </w:r>
+      <w:r>
+        <w:t xml:space="preserve"> </w:t>
+      </w:r>
+      <w:r>
+        <w:t xml:space="preserve">Floor</w:t>
+      </w:r>
+    </w:p>
+    <w:p>
+      <w:pPr>
+        <w:keepNext/>
+        <w:keepLines/>
+        <w:spacing w:before="0" w:after="0" w:line="276" w:lineRule="exact"/>
+        <w:ind w:left="4680" w:firstLine="0"/>
+        <w:jc w:val="left"/>
+      </w:pPr>
+      <w:r>
+        <w:t xml:space="preserve">Akron,</w:t>
+      </w:r>
+      <w:r>
+        <w:t xml:space="preserve"> </w:t>
+      </w:r>
+      <w:r>
+        <w:t xml:space="preserve">Ohio</w:t>
+      </w:r>
+      <w:r>
+        <w:t xml:space="preserve"> </w:t>
+      </w:r>
+      <w:r>
+        <w:t xml:space="preserve">44308</w:t>
+      </w:r>
+    </w:p>
+    <w:p>
+      <w:pPr>
+        <w:keepNext/>
+        <w:keepLines/>
+        <w:spacing w:before="0" w:after="0" w:line="276" w:lineRule="exact"/>
+        <w:ind w:left="4680" w:firstLine="0"/>
+        <w:jc w:val="left"/>
+      </w:pPr>
+      <w:r>
+        <w:t xml:space="preserve">(330)</w:t>
+      </w:r>
+      <w:r>
+        <w:t xml:space="preserve"> </w:t>
+      </w:r>
+      <w:r>
+        <w:t xml:space="preserve">434</w:t>
+        <w:noBreakHyphen/>
+        <w:t xml:space="preserve">3000,</w:t>
+      </w:r>
+      <w:r>
+        <w:t xml:space="preserve"> </w:t>
+      </w:r>
+      <w:r>
+        <w:t xml:space="preserve">telephone</w:t>
+      </w:r>
+    </w:p>
+    <w:p>
+      <w:pPr>
+        <w:keepNext/>
+        <w:keepLines/>
+        <w:spacing w:before="0" w:after="0" w:line="276" w:lineRule="exact"/>
+        <w:ind w:left="4680" w:firstLine="0"/>
+        <w:jc w:val="left"/>
+      </w:pPr>
+      <w:r>
+        <w:t xml:space="preserve">(330)</w:t>
+      </w:r>
+      <w:r>
+        <w:t xml:space="preserve"> </w:t>
+      </w:r>
+      <w:r>
+        <w:t xml:space="preserve">434</w:t>
+        <w:noBreakHyphen/>
+        <w:t xml:space="preserve">9220,</w:t>
+      </w:r>
+      <w:r>
+        <w:t xml:space="preserve"> </w:t>
+      </w:r>
+      <w:r>
+        <w:t xml:space="preserve">fax</w:t>
+      </w:r>
+    </w:p>
+    <w:p>
+      <w:pPr>
+        <w:keepNext/>
+        <w:keepLines/>
+        <w:spacing w:before="0" w:after="0" w:line="276" w:lineRule="exact"/>
+        <w:ind w:left="4680" w:firstLine="0"/>
+        <w:jc w:val="left"/>
       </w:pPr>
       <w:r>
         <w:t xml:space="preserve">sheimberger@rlbllp.com</w:t>
@@ -1020,29 +2285,110 @@
     </w:p>
     <w:p>
       <w:pPr>
-        <w:pStyle w:val="Signature"/>
-      </w:pPr>
-      <w:r>
-        <w:t xml:space="preserve">Attorney for Defendant, Templar Companies, LLC</w:t>
-      </w:r>
-    </w:p>
-    <w:p>
-      <w:pPr>
-        <w:pStyle w:val="BodyText"/>
-      </w:pPr>
-      <w:r>
-        <w:t xml:space="preserve">&lt;w:p&gt;&lt;w:pPr&gt;&lt;w:pStyle w:val="Centered"/&gt;&lt;w:keepNext/&gt;&lt;/w:pPr&gt;&lt;w:r&gt;&lt;w:rPr&gt;&lt;w:b/&gt;&lt;w:bCs/&gt;&lt;/w:rPr&gt;&lt;w:t xml:space="preserve"&gt;NOTICE OF MOTION&lt;/w:t&gt;&lt;/w:r&gt;&lt;/w:p&gt;</w:t>
-      </w:r>
-    </w:p>
-    <w:p>
-      <w:pPr>
-        <w:pStyle w:val="Single"/>
-        <w:spacing w:before="0" w:after="0" w:line="240" w:lineRule="exact"/>
-      </w:pPr>
-    </w:p>
-    <w:p>
-      <w:pPr>
-        <w:pStyle w:val="BodyText"/>
+        <w:spacing w:before="0" w:after="0" w:line="276" w:lineRule="exact"/>
+        <w:ind w:left="4680" w:firstLine="0"/>
+        <w:jc w:val="left"/>
+      </w:pPr>
+      <w:r>
+        <w:rPr>
+          <w:i/>
+          <w:iCs/>
+        </w:rPr>
+        <w:t xml:space="preserve">Attorney</w:t>
+      </w:r>
+      <w:r>
+        <w:rPr>
+          <w:i/>
+          <w:iCs/>
+        </w:rPr>
+        <w:t xml:space="preserve"> </w:t>
+      </w:r>
+      <w:r>
+        <w:rPr>
+          <w:i/>
+          <w:iCs/>
+        </w:rPr>
+        <w:t xml:space="preserve">for</w:t>
+      </w:r>
+      <w:r>
+        <w:rPr>
+          <w:i/>
+          <w:iCs/>
+        </w:rPr>
+        <w:t xml:space="preserve"> </w:t>
+      </w:r>
+      <w:r>
+        <w:rPr>
+          <w:i/>
+          <w:iCs/>
+        </w:rPr>
+        <w:t xml:space="preserve">Defendant,</w:t>
+      </w:r>
+      <w:r>
+        <w:rPr>
+          <w:i/>
+          <w:iCs/>
+        </w:rPr>
+        <w:t xml:space="preserve"> </w:t>
+      </w:r>
+      <w:r>
+        <w:rPr>
+          <w:i/>
+          <w:iCs/>
+        </w:rPr>
+        <w:t xml:space="preserve">Templar</w:t>
+      </w:r>
+      <w:r>
+        <w:rPr>
+          <w:i/>
+          <w:iCs/>
+        </w:rPr>
+        <w:t xml:space="preserve"> </w:t>
+      </w:r>
+      <w:r>
+        <w:rPr>
+          <w:i/>
+          <w:iCs/>
+        </w:rPr>
+        <w:t xml:space="preserve">Companies,</w:t>
+      </w:r>
+      <w:r>
+        <w:rPr>
+          <w:i/>
+          <w:iCs/>
+        </w:rPr>
+        <w:t xml:space="preserve"> </w:t>
+      </w:r>
+      <w:r>
+        <w:rPr>
+          <w:i/>
+          <w:iCs/>
+        </w:rPr>
+        <w:t xml:space="preserve">LLC</w:t>
+      </w:r>
+    </w:p>
+    <w:p>
+      <w:pPr>
+        <w:keepNext/>
+        <w:keepLines/>
+        <w:spacing w:before="276" w:after="0" w:line="480" w:lineRule="exact"/>
+        <w:ind w:left="0" w:firstLine="0"/>
+        <w:jc w:val="center"/>
+      </w:pPr>
+      <w:r>
+        <w:rPr>
+          <w:b/>
+          <w:bCs/>
+        </w:rPr>
+        <w:t xml:space="preserve">NOTICE OF MOTION</w:t>
+      </w:r>
+    </w:p>
+    <w:p>
+      <w:pPr>
+        <w:keepLines/>
+        <w:spacing w:before="0" w:after="0" w:line="480" w:lineRule="exact"/>
+        <w:ind w:left="0" w:firstLine="720"/>
+        <w:jc w:val="left"/>
       </w:pPr>
       <w:r>
         <w:t xml:space="preserve">Any objection to this motion must be filed within 14 days, or such other time as specified by applicable Federal Rule of Bankruptcy Procedure or statute or as the Court may order, from the date of service as set forth on the certificate of service below, if the relief sought is opposed. The Court is authorized to grant the relief requested without further notice unless a timely objection is filed.</w:t>
@@ -1050,14 +2396,11 @@
     </w:p>
     <w:p>
       <w:pPr>
-        <w:pStyle w:val="Single"/>
-        <w:spacing w:before="0" w:after="0" w:line="360" w:lineRule="exact"/>
-      </w:pPr>
-    </w:p>
-    <w:p>
-      <w:pPr>
-        <w:pStyle w:val="Centered"/>
         <w:keepNext/>
+        <w:keepLines/>
+        <w:spacing w:before="276" w:after="0" w:line="480" w:lineRule="exact"/>
+        <w:ind w:left="0" w:firstLine="0"/>
+        <w:jc w:val="center"/>
       </w:pPr>
       <w:r>
         <w:rPr>
@@ -1069,54 +2412,414 @@
     </w:p>
     <w:p>
       <w:pPr>
-        <w:pStyle w:val="Single"/>
-        <w:spacing w:before="0" w:after="0" w:line="240" w:lineRule="exact"/>
-      </w:pPr>
-    </w:p>
-    <w:p>
-      <w:pPr>
-        <w:pStyle w:val="BodyText"/>
-      </w:pPr>
-      <w:r>
-        <w:t xml:space="preserve">I hereby certify that on June 24, 2021, a true copy of the foregoing Motion to Dismiss Amended Complaint and Memorandum in Support was served via the Court’s electronic case filing system on the entities listed on the Court’s electronic mail notice list, including the Office of the United States Trustee, and by regular U.S. Mail, postage prepaid, to:</w:t>
-      </w:r>
-    </w:p>
-    <w:p>
-      <w:pPr>
-        <w:pStyle w:val="Single"/>
-      </w:pPr>
-      <w:r>
-        <w:t xml:space="preserve">Scott C. Swearingen, 1938 11th Street SW, Akron, OH 44314</w:t>
-      </w:r>
-    </w:p>
-    <w:p>
-      <w:pPr>
-        <w:pStyle w:val="Single"/>
-        <w:spacing w:before="0" w:after="0" w:line="360" w:lineRule="exact"/>
-      </w:pPr>
-    </w:p>
-    <w:p>
-      <w:pPr>
-        <w:pStyle w:val="Signature"/>
         <w:keepNext/>
-      </w:pPr>
-      <w:r>
-        <w:t xml:space="preserve">s/ Steven J. Heimberger</w:t>
-      </w:r>
-    </w:p>
-    <w:p>
-      <w:pPr>
-        <w:pStyle w:val="Signature"/>
-      </w:pPr>
-      <w:r>
-        <w:t xml:space="preserve">STEVEN J. HEIMBERGER (0084618)</w:t>
+        <w:keepLines/>
+        <w:spacing w:before="0" w:after="0" w:line="480" w:lineRule="exact"/>
+        <w:ind w:left="0" w:firstLine="720"/>
+        <w:jc w:val="left"/>
+      </w:pPr>
+      <w:r>
+        <w:t xml:space="preserve">I hereby certify that on </w:t>
+      </w:r>
+      <w:r>
+        <w:t xml:space="preserve">June</w:t>
+      </w:r>
+      <w:r>
+        <w:t xml:space="preserve"> </w:t>
+      </w:r>
+      <w:r>
+        <w:t xml:space="preserve">24,</w:t>
+      </w:r>
+      <w:r>
+        <w:t xml:space="preserve"> </w:t>
+      </w:r>
+      <w:r>
+        <w:t xml:space="preserve">2021</w:t>
+      </w:r>
+      <w:r>
+        <w:t xml:space="preserve">, a true copy of the foregoing </w:t>
+      </w:r>
+      <w:r>
+        <w:t xml:space="preserve">Motion</w:t>
+      </w:r>
+      <w:r>
+        <w:t xml:space="preserve"> </w:t>
+      </w:r>
+      <w:r>
+        <w:t xml:space="preserve">to</w:t>
+      </w:r>
+      <w:r>
+        <w:t xml:space="preserve"> </w:t>
+      </w:r>
+      <w:r>
+        <w:t xml:space="preserve">Dismiss</w:t>
+      </w:r>
+      <w:r>
+        <w:t xml:space="preserve"> </w:t>
+      </w:r>
+      <w:r>
+        <w:t xml:space="preserve">Amended</w:t>
+      </w:r>
+      <w:r>
+        <w:t xml:space="preserve"> </w:t>
+      </w:r>
+      <w:r>
+        <w:t xml:space="preserve">Complaint</w:t>
+      </w:r>
+      <w:r>
+        <w:t xml:space="preserve"> </w:t>
+      </w:r>
+      <w:r>
+        <w:t xml:space="preserve">and</w:t>
+      </w:r>
+      <w:r>
+        <w:t xml:space="preserve"> </w:t>
+      </w:r>
+      <w:r>
+        <w:t xml:space="preserve">Memorandum</w:t>
+      </w:r>
+      <w:r>
+        <w:t xml:space="preserve"> </w:t>
+      </w:r>
+      <w:r>
+        <w:t xml:space="preserve">in</w:t>
+      </w:r>
+      <w:r>
+        <w:t xml:space="preserve"> </w:t>
+      </w:r>
+      <w:r>
+        <w:t xml:space="preserve">Support</w:t>
+      </w:r>
+      <w:r>
+        <w:t xml:space="preserve"> was served </w:t>
+      </w:r>
+      <w:r>
+        <w:t xml:space="preserve">via</w:t>
+      </w:r>
+      <w:r>
+        <w:t xml:space="preserve"> </w:t>
+      </w:r>
+      <w:r>
+        <w:t xml:space="preserve">the</w:t>
+      </w:r>
+      <w:r>
+        <w:t xml:space="preserve"> </w:t>
+      </w:r>
+      <w:r>
+        <w:t xml:space="preserve">Court’s</w:t>
+      </w:r>
+      <w:r>
+        <w:t xml:space="preserve"> </w:t>
+      </w:r>
+      <w:r>
+        <w:t xml:space="preserve">electronic</w:t>
+      </w:r>
+      <w:r>
+        <w:t xml:space="preserve"> </w:t>
+      </w:r>
+      <w:r>
+        <w:t xml:space="preserve">case</w:t>
+      </w:r>
+      <w:r>
+        <w:t xml:space="preserve"> </w:t>
+      </w:r>
+      <w:r>
+        <w:t xml:space="preserve">filing</w:t>
+      </w:r>
+      <w:r>
+        <w:t xml:space="preserve"> </w:t>
+      </w:r>
+      <w:r>
+        <w:t xml:space="preserve">system</w:t>
+      </w:r>
+      <w:r>
+        <w:t xml:space="preserve"> </w:t>
+      </w:r>
+      <w:r>
+        <w:t xml:space="preserve">on</w:t>
+      </w:r>
+      <w:r>
+        <w:t xml:space="preserve"> </w:t>
+      </w:r>
+      <w:r>
+        <w:t xml:space="preserve">the</w:t>
+      </w:r>
+      <w:r>
+        <w:t xml:space="preserve"> </w:t>
+      </w:r>
+      <w:r>
+        <w:t xml:space="preserve">entities</w:t>
+      </w:r>
+      <w:r>
+        <w:t xml:space="preserve"> </w:t>
+      </w:r>
+      <w:r>
+        <w:t xml:space="preserve">listed</w:t>
+      </w:r>
+      <w:r>
+        <w:t xml:space="preserve"> </w:t>
+      </w:r>
+      <w:r>
+        <w:t xml:space="preserve">on</w:t>
+      </w:r>
+      <w:r>
+        <w:t xml:space="preserve"> </w:t>
+      </w:r>
+      <w:r>
+        <w:t xml:space="preserve">the</w:t>
+      </w:r>
+      <w:r>
+        <w:t xml:space="preserve"> </w:t>
+      </w:r>
+      <w:r>
+        <w:t xml:space="preserve">Court’s</w:t>
+      </w:r>
+      <w:r>
+        <w:t xml:space="preserve"> </w:t>
+      </w:r>
+      <w:r>
+        <w:t xml:space="preserve">electronic</w:t>
+      </w:r>
+      <w:r>
+        <w:t xml:space="preserve"> </w:t>
+      </w:r>
+      <w:r>
+        <w:t xml:space="preserve">mail</w:t>
+      </w:r>
+      <w:r>
+        <w:t xml:space="preserve"> </w:t>
+      </w:r>
+      <w:r>
+        <w:t xml:space="preserve">notice</w:t>
+      </w:r>
+      <w:r>
+        <w:t xml:space="preserve"> </w:t>
+      </w:r>
+      <w:r>
+        <w:t xml:space="preserve">list,</w:t>
+      </w:r>
+      <w:r>
+        <w:t xml:space="preserve"> </w:t>
+      </w:r>
+      <w:r>
+        <w:t xml:space="preserve">including</w:t>
+      </w:r>
+      <w:r>
+        <w:t xml:space="preserve"> </w:t>
+      </w:r>
+      <w:r>
+        <w:t xml:space="preserve">the</w:t>
+      </w:r>
+      <w:r>
+        <w:t xml:space="preserve"> </w:t>
+      </w:r>
+      <w:r>
+        <w:t xml:space="preserve">Office</w:t>
+      </w:r>
+      <w:r>
+        <w:t xml:space="preserve"> </w:t>
+      </w:r>
+      <w:r>
+        <w:t xml:space="preserve">of</w:t>
+      </w:r>
+      <w:r>
+        <w:t xml:space="preserve"> </w:t>
+      </w:r>
+      <w:r>
+        <w:t xml:space="preserve">the</w:t>
+      </w:r>
+      <w:r>
+        <w:t xml:space="preserve"> </w:t>
+      </w:r>
+      <w:r>
+        <w:t xml:space="preserve">United</w:t>
+      </w:r>
+      <w:r>
+        <w:t xml:space="preserve"> </w:t>
+      </w:r>
+      <w:r>
+        <w:t xml:space="preserve">States</w:t>
+      </w:r>
+      <w:r>
+        <w:t xml:space="preserve"> </w:t>
+      </w:r>
+      <w:r>
+        <w:t xml:space="preserve">Trustee,</w:t>
+      </w:r>
+      <w:r>
+        <w:t xml:space="preserve"> </w:t>
+      </w:r>
+      <w:r>
+        <w:t xml:space="preserve">and</w:t>
+      </w:r>
+      <w:r>
+        <w:t xml:space="preserve"> </w:t>
+      </w:r>
+      <w:r>
+        <w:t xml:space="preserve">by</w:t>
+      </w:r>
+      <w:r>
+        <w:t xml:space="preserve"> </w:t>
+      </w:r>
+      <w:r>
+        <w:t xml:space="preserve">regular</w:t>
+      </w:r>
+      <w:r>
+        <w:t xml:space="preserve"> </w:t>
+      </w:r>
+      <w:r>
+        <w:t xml:space="preserve">U.S.</w:t>
+      </w:r>
+      <w:r>
+        <w:t xml:space="preserve"> </w:t>
+      </w:r>
+      <w:r>
+        <w:t xml:space="preserve">Mail,</w:t>
+      </w:r>
+      <w:r>
+        <w:t xml:space="preserve"> </w:t>
+      </w:r>
+      <w:r>
+        <w:t xml:space="preserve">postage</w:t>
+      </w:r>
+      <w:r>
+        <w:t xml:space="preserve"> </w:t>
+      </w:r>
+      <w:r>
+        <w:t xml:space="preserve">prepaid,</w:t>
+      </w:r>
+      <w:r>
+        <w:t xml:space="preserve"> </w:t>
+      </w:r>
+      <w:r>
+        <w:t xml:space="preserve">to:</w:t>
+      </w:r>
+    </w:p>
+    <w:p>
+      <w:pPr>
+        <w:keepNext/>
+        <w:keepLines/>
+        <w:spacing w:before="0" w:after="0" w:line="276" w:lineRule="exact"/>
+        <w:ind w:left="0" w:firstLine="0"/>
+        <w:jc w:val="left"/>
+      </w:pPr>
+      <w:r>
+        <w:t xml:space="preserve">Scott</w:t>
+      </w:r>
+      <w:r>
+        <w:t xml:space="preserve"> </w:t>
+      </w:r>
+      <w:r>
+        <w:t xml:space="preserve">C.</w:t>
+      </w:r>
+      <w:r>
+        <w:t xml:space="preserve"> </w:t>
+      </w:r>
+      <w:r>
+        <w:t xml:space="preserve">Swearingen,</w:t>
+      </w:r>
+      <w:r>
+        <w:t xml:space="preserve"> </w:t>
+      </w:r>
+      <w:r>
+        <w:t xml:space="preserve">1938</w:t>
+      </w:r>
+      <w:r>
+        <w:t xml:space="preserve"> </w:t>
+      </w:r>
+      <w:r>
+        <w:t xml:space="preserve">11th</w:t>
+      </w:r>
+      <w:r>
+        <w:t xml:space="preserve"> </w:t>
+      </w:r>
+      <w:r>
+        <w:t xml:space="preserve">Street</w:t>
+      </w:r>
+      <w:r>
+        <w:t xml:space="preserve"> </w:t>
+      </w:r>
+      <w:r>
+        <w:t xml:space="preserve">SW,</w:t>
+      </w:r>
+      <w:r>
+        <w:t xml:space="preserve"> </w:t>
+      </w:r>
+      <w:r>
+        <w:t xml:space="preserve">Akron,</w:t>
+      </w:r>
+      <w:r>
+        <w:t xml:space="preserve"> </w:t>
+      </w:r>
+      <w:r>
+        <w:t xml:space="preserve">OH</w:t>
+      </w:r>
+      <w:r>
+        <w:t xml:space="preserve"> </w:t>
+      </w:r>
+      <w:r>
+        <w:t xml:space="preserve">44314</w:t>
+      </w:r>
+    </w:p>
+    <w:p>
+      <w:pPr>
+        <w:keepNext/>
+        <w:keepLines/>
+        <w:spacing w:before="276" w:after="0" w:line="276" w:lineRule="exact"/>
+        <w:ind w:left="4680" w:firstLine="0"/>
+        <w:jc w:val="left"/>
+      </w:pPr>
+      <w:r>
+        <w:t xml:space="preserve">s/ </w:t>
+      </w:r>
+      <w:r>
+        <w:t xml:space="preserve">Steven</w:t>
+      </w:r>
+      <w:r>
+        <w:t xml:space="preserve"> </w:t>
+      </w:r>
+      <w:r>
+        <w:t xml:space="preserve">J.</w:t>
+      </w:r>
+      <w:r>
+        <w:t xml:space="preserve"> </w:t>
+      </w:r>
+      <w:r>
+        <w:t xml:space="preserve">Heimberger</w:t>
+      </w:r>
+    </w:p>
+    <w:p>
+      <w:pPr>
+        <w:spacing w:before="0" w:after="0" w:line="276" w:lineRule="exact"/>
+        <w:ind w:left="4680" w:firstLine="0"/>
+        <w:jc w:val="left"/>
+      </w:pPr>
+      <w:r>
+        <w:t xml:space="preserve">STEVEN</w:t>
+      </w:r>
+      <w:r>
+        <w:t xml:space="preserve"> </w:t>
+      </w:r>
+      <w:r>
+        <w:t xml:space="preserve">J.</w:t>
+      </w:r>
+      <w:r>
+        <w:t xml:space="preserve"> </w:t>
+      </w:r>
+      <w:r>
+        <w:t xml:space="preserve">HEIMBERGER</w:t>
+      </w:r>
+      <w:r>
+        <w:t xml:space="preserve"> </w:t>
+      </w:r>
+      <w:r>
+        <w:t xml:space="preserve">(0084618)</w:t>
       </w:r>
     </w:p>
     <w:sectPr>
-      <w:footerReference w:type="default" r:id="rId100"/>
+      <w:footerReference w:type="default" r:id="rIdOhnbFooter"/>
       <w:pgSz w:w="12240" w:h="15840"/>
       <w:pgMar w:top="1440" w:right="1440" w:bottom="1440" w:left="1440" w:header="720" w:footer="720" w:gutter="0"/>
-      <w:cols w:space="720"/>
     </w:sectPr>
   </w:body>
 </w:document>
@@ -1130,42 +2833,21 @@
 <w:ftr xmlns:w="http://schemas.openxmlformats.org/wordprocessingml/2006/main" xmlns:r="http://schemas.openxmlformats.org/officeDocument/2006/relationships">
   <w:p>
     <w:pPr>
-      <w:pStyle w:val="Footer"/>
       <w:jc w:val="center"/>
     </w:pPr>
     <w:r>
-      <w:rPr>
-        <w:sz w:val="24"/>
-        <w:szCs w:val="24"/>
-      </w:rPr>
       <w:fldChar w:fldCharType="begin"/>
     </w:r>
     <w:r>
-      <w:rPr>
-        <w:sz w:val="24"/>
-        <w:szCs w:val="24"/>
-      </w:rPr>
       <w:instrText xml:space="preserve"> PAGE </w:instrText>
     </w:r>
     <w:r>
-      <w:rPr>
-        <w:sz w:val="24"/>
-        <w:szCs w:val="24"/>
-      </w:rPr>
       <w:fldChar w:fldCharType="separate"/>
     </w:r>
     <w:r>
-      <w:rPr>
-        <w:sz w:val="24"/>
-        <w:szCs w:val="24"/>
-      </w:rPr>
       <w:t>1</w:t>
     </w:r>
     <w:r>
-      <w:rPr>
-        <w:sz w:val="24"/>
-        <w:szCs w:val="24"/>
-      </w:rPr>
       <w:fldChar w:fldCharType="end"/>
     </w:r>
   </w:p>
@@ -1189,6 +2871,99 @@
     </w:p>
   </w:footnote>
 </w:footnotes>
+</file>
+
+<file path=word/ftr-add.xml><?xml version="1.0" encoding="utf-8"?>
+<w:ftr xmlns:w="http://schemas.openxmlformats.org/wordprocessingml/2006/main" xmlns:r="http://schemas.openxmlformats.org/officeDocument/2006/relationships">
+  <w:p>
+    <w:pPr>
+      <w:spacing w:before="0" w:after="0"/>
+      <w:jc w:val="center"/>
+    </w:pPr>
+    <w:r>
+      <w:t>Add-</w:t>
+    </w:r>
+    <w:r>
+      <w:fldChar w:fldCharType="begin"/>
+    </w:r>
+    <w:r>
+      <w:instrText xml:space="preserve"> PAGE </w:instrText>
+    </w:r>
+    <w:r>
+      <w:fldChar w:fldCharType="separate"/>
+    </w:r>
+    <w:r>
+      <w:t>1</w:t>
+    </w:r>
+    <w:r>
+      <w:fldChar w:fldCharType="end"/>
+    </w:r>
+  </w:p>
+</w:ftr>
+</file>
+
+<file path=word/ftr-none.xml><?xml version="1.0" encoding="utf-8"?>
+<w:ftr xmlns:w="http://schemas.openxmlformats.org/wordprocessingml/2006/main" xmlns:r="http://schemas.openxmlformats.org/officeDocument/2006/relationships">
+  <w:p>
+    <w:pPr>
+      <w:spacing w:before="0" w:after="0"/>
+      <w:jc w:val="center"/>
+    </w:pPr>
+  </w:p>
+</w:ftr>
+</file>
+
+<file path=word/ftr-own1.xml><?xml version="1.0" encoding="utf-8"?>
+<w:ftr xmlns:w="http://schemas.openxmlformats.org/wordprocessingml/2006/main" xmlns:r="http://schemas.openxmlformats.org/officeDocument/2006/relationships">
+  <w:p>
+    <w:pPr>
+      <w:spacing w:before="0" w:after="0" w:line="276" w:lineRule="exact"/>
+      <w:ind w:left="0" w:firstLine="0"/>
+      <w:jc w:val="center"/>
+    </w:pPr>
+    <w:r>
+      <w:fldChar w:fldCharType="begin"/>
+    </w:r>
+    <w:r>
+      <w:instrText xml:space="preserve"> PAGE </w:instrText>
+    </w:r>
+    <w:r>
+      <w:fldChar w:fldCharType="separate"/>
+    </w:r>
+    <w:r>
+      <w:t>1</w:t>
+    </w:r>
+    <w:r>
+      <w:fldChar w:fldCharType="end"/>
+    </w:r>
+  </w:p>
+</w:ftr>
+</file>
+
+<file path=word/ftr-page.xml><?xml version="1.0" encoding="utf-8"?>
+<w:ftr xmlns:w="http://schemas.openxmlformats.org/wordprocessingml/2006/main" xmlns:r="http://schemas.openxmlformats.org/officeDocument/2006/relationships">
+  <w:p>
+    <w:pPr>
+      <w:spacing w:before="0" w:after="0"/>
+      <w:jc w:val="center"/>
+    </w:pPr>
+    <w:r>
+      <w:fldChar w:fldCharType="begin"/>
+    </w:r>
+    <w:r>
+      <w:instrText xml:space="preserve"> PAGE </w:instrText>
+    </w:r>
+    <w:r>
+      <w:fldChar w:fldCharType="separate"/>
+    </w:r>
+    <w:r>
+      <w:t>1</w:t>
+    </w:r>
+    <w:r>
+      <w:fldChar w:fldCharType="end"/>
+    </w:r>
+  </w:p>
+</w:ftr>
 </file>
 
 <file path=word/numbering.xml><?xml version="1.0" encoding="utf-8"?>
@@ -1280,15 +3055,16 @@
   <w:docDefaults>
     <w:rPrDefault>
       <w:rPr>
-        <w:rFonts w:ascii="EB Garamond" w:hAnsi="EB Garamond" w:eastAsia="EB Garamond" w:cs="EB Garamond"/>
+        <w:rFonts w:ascii="Times New Roman" w:hAnsi="Times New Roman" w:eastAsia="Times New Roman" w:cs="Times New Roman"/>
         <w:sz w:val="24"/>
         <w:szCs w:val="24"/>
-        <w:lang w:val="en-US" w:eastAsia="en-US" w:bidi="ar-SA"/>
+        <w:lang w:val="en-US" w:eastAsia="zh-CN" w:bidi="ar-SA"/>
       </w:rPr>
     </w:rPrDefault>
     <w:pPrDefault>
       <w:pPr>
-        <w:spacing w:after="0" w:line="240" w:lineRule="auto"/>
+        <w:widowControl/>
+        <w:spacing w:after="0"/>
       </w:pPr>
     </w:pPrDefault>
   </w:docDefaults>
@@ -1296,24 +3072,14 @@
   <w:style w:type="paragraph" w:default="1" w:styleId="Normal">
     <w:name w:val="Normal"/>
     <w:qFormat/>
-    <w:pPr>
-      <w:widowControl/>
-      <w:spacing w:before="0" w:after="0" w:line="492" w:lineRule="exact"/>
-      <w:ind w:firstLine="0"/>
-    </w:pPr>
-    <w:rPr>
-      <w:rFonts w:ascii="EB Garamond" w:hAnsi="EB Garamond" w:eastAsia="EB Garamond" w:cs="EB Garamond"/>
-      <w:color w:val="000000"/>
-      <w:sz w:val="24"/>
-      <w:szCs w:val="24"/>
-    </w:rPr>
   </w:style>
   <w:style w:type="paragraph" w:styleId="BodyText">
     <w:name w:val="Body Text"/>
     <w:basedOn w:val="Normal"/>
+    <w:link w:val="BodyTextChar"/>
     <w:qFormat/>
     <w:pPr>
-      <w:spacing w:before="0" w:after="0" w:line="492" w:lineRule="exact"/>
+      <w:spacing w:before="0" w:after="0" w:line="480" w:lineRule="exact"/>
       <w:ind w:firstLine="720"/>
     </w:pPr>
   </w:style>
@@ -1322,18 +3088,13 @@
     <w:basedOn w:val="BodyText"/>
     <w:next w:val="BodyText"/>
     <w:qFormat/>
-    <w:pPr>
-      <w:spacing w:before="0" w:after="0" w:line="492" w:lineRule="exact"/>
-      <w:ind w:firstLine="720"/>
-    </w:pPr>
   </w:style>
   <w:style w:type="paragraph" w:customStyle="1" w:styleId="Compact">
     <w:name w:val="Compact"/>
     <w:basedOn w:val="BodyText"/>
     <w:qFormat/>
     <w:pPr>
-      <w:spacing w:before="0" w:after="0" w:line="492" w:lineRule="exact"/>
-      <w:ind w:firstLine="0"/>
+      <w:spacing w:before="36" w:after="36"/>
     </w:pPr>
   </w:style>
   <w:style w:type="paragraph" w:styleId="Title">
@@ -1473,17 +3234,20 @@
     <w:name w:val="heading 1"/>
     <w:basedOn w:val="Normal"/>
     <w:next w:val="BodyText"/>
+    <w:link w:val="Heading1Char"/>
     <w:uiPriority w:val="9"/>
     <w:qFormat/>
+    <w:rsid w:val="00A10FD9"/>
     <w:pPr>
       <w:keepNext/>
       <w:keepLines/>
-      <w:spacing w:before="336" w:after="240" w:line="492" w:lineRule="exact"/>
+      <w:spacing w:before="240" w:after="120" w:line="276" w:lineRule="exact"/>
       <w:ind w:firstLine="0"/>
       <w:jc w:val="center"/>
       <w:outlineLvl w:val="0"/>
     </w:pPr>
     <w:rPr>
+      <w:rFonts w:ascii="Times New Roman" w:hAnsi="Times New Roman" w:eastAsia="Times New Roman" w:cs="Times New Roman"/>
       <w:b/>
       <w:bCs/>
       <w:caps/>
@@ -1496,21 +3260,23 @@
     <w:name w:val="heading 2"/>
     <w:basedOn w:val="Normal"/>
     <w:next w:val="BodyText"/>
+    <w:link w:val="Heading2Char"/>
     <w:uiPriority w:val="9"/>
+    <w:semiHidden/>
     <w:unhideWhenUsed/>
     <w:qFormat/>
+    <w:rsid w:val="00A10FD9"/>
     <w:pPr>
       <w:keepNext/>
       <w:keepLines/>
-      <w:spacing w:before="288" w:after="192" w:line="492" w:lineRule="exact"/>
+      <w:spacing w:before="240" w:after="120" w:line="276" w:lineRule="exact"/>
       <w:ind w:firstLine="0"/>
-      <w:jc w:val="center"/>
       <w:outlineLvl w:val="1"/>
     </w:pPr>
     <w:rPr>
+      <w:rFonts w:ascii="Times New Roman" w:hAnsi="Times New Roman" w:eastAsia="Times New Roman" w:cs="Times New Roman"/>
       <w:b/>
       <w:bCs/>
-      <w:caps/>
       <w:color w:val="000000"/>
       <w:sz w:val="24"/>
       <w:szCs w:val="24"/>
@@ -1520,18 +3286,21 @@
     <w:name w:val="heading 3"/>
     <w:basedOn w:val="Normal"/>
     <w:next w:val="BodyText"/>
+    <w:link w:val="Heading3Char"/>
     <w:uiPriority w:val="9"/>
+    <w:semiHidden/>
     <w:unhideWhenUsed/>
     <w:qFormat/>
+    <w:rsid w:val="00A10FD9"/>
     <w:pPr>
       <w:keepNext/>
       <w:keepLines/>
-      <w:spacing w:before="240" w:after="144" w:line="492" w:lineRule="exact"/>
+      <w:spacing w:before="240" w:after="120" w:line="276" w:lineRule="exact"/>
       <w:ind w:firstLine="0"/>
-      <w:jc w:val="left"/>
       <w:outlineLvl w:val="2"/>
     </w:pPr>
     <w:rPr>
+      <w:rFonts w:ascii="Times New Roman" w:hAnsi="Times New Roman" w:eastAsia="Times New Roman" w:cs="Times New Roman"/>
       <w:b/>
       <w:bCs/>
       <w:color w:val="000000"/>
@@ -1552,14 +3321,18 @@
     <w:pPr>
       <w:keepNext/>
       <w:keepLines/>
-      <w:spacing w:before="80" w:after="40"/>
+      <w:spacing w:before="240" w:after="120" w:line="276" w:lineRule="exact"/>
+      <w:ind w:firstLine="0"/>
       <w:outlineLvl w:val="3"/>
     </w:pPr>
     <w:rPr>
-      <w:rFonts w:eastAsiaTheme="majorEastAsia" w:cstheme="majorBidi"/>
+      <w:rFonts w:ascii="Times New Roman" w:hAnsi="Times New Roman" w:eastAsia="Times New Roman" w:cs="Times New Roman"/>
+      <w:b/>
+      <w:bCs/>
       <w:i/>
-      <w:iCs/>
-      <w:color w:val="0F4761" w:themeColor="accent1" w:themeShade="BF"/>
+      <w:color w:val="000000"/>
+      <w:sz w:val="24"/>
+      <w:szCs w:val="24"/>
     </w:rPr>
   </w:style>
   <w:style w:type="paragraph" w:styleId="Heading5">
@@ -1575,12 +3348,18 @@
     <w:pPr>
       <w:keepNext/>
       <w:keepLines/>
-      <w:spacing w:before="80" w:after="40"/>
+      <w:spacing w:before="240" w:after="120" w:line="276" w:lineRule="exact"/>
+      <w:ind w:firstLine="0"/>
       <w:outlineLvl w:val="4"/>
     </w:pPr>
     <w:rPr>
-      <w:rFonts w:eastAsiaTheme="majorEastAsia" w:cstheme="majorBidi"/>
-      <w:color w:val="0F4761" w:themeColor="accent1" w:themeShade="BF"/>
+      <w:rFonts w:ascii="Times New Roman" w:hAnsi="Times New Roman" w:eastAsia="Times New Roman" w:cs="Times New Roman"/>
+      <w:b/>
+      <w:bCs/>
+      <w:i/>
+      <w:color w:val="000000"/>
+      <w:sz w:val="24"/>
+      <w:szCs w:val="24"/>
     </w:rPr>
   </w:style>
   <w:style w:type="paragraph" w:styleId="Heading6">
@@ -1790,6 +3569,15 @@
       <w:color w:val="272727" w:themeColor="text1" w:themeTint="D8"/>
     </w:rPr>
   </w:style>
+  <w:style w:type="paragraph" w:customStyle="1" w:styleId="ListItem">
+    <w:name w:val="List Item"/>
+    <w:basedOn w:val="BodyText"/>
+    <w:qFormat/>
+    <w:pPr>
+      <w:spacing w:before="0" w:after="0" w:line="480" w:lineRule="exact"/>
+      <w:ind w:left="720" w:hanging="720"/>
+    </w:pPr>
+  </w:style>
   <w:style w:type="paragraph" w:styleId="BlockText">
     <w:name w:val="Block Text"/>
     <w:basedOn w:val="BodyText"/>
@@ -1798,18 +3586,20 @@
     <w:unhideWhenUsed/>
     <w:qFormat/>
     <w:pPr>
-      <w:spacing w:before="100" w:after="100"/>
-      <w:ind w:firstLine="0" w:left="480" w:right="480"/>
+      <w:spacing w:before="280" w:after="280" w:line="276" w:lineRule="exact"/>
+      <w:ind w:firstLine="0" w:left="720" w:right="720"/>
     </w:pPr>
   </w:style>
   <w:style w:type="paragraph" w:styleId="FootnoteText">
-    <w:name w:val="footnote text"/>
+    <w:name w:val="Footnote Text"/>
     <w:basedOn w:val="Normal"/>
-    <w:uiPriority w:val="99"/>
+    <w:next w:val="FootnoteText"/>
+    <w:uiPriority w:val="9"/>
     <w:unhideWhenUsed/>
+    <w:qFormat/>
     <w:pPr>
-      <w:spacing w:before="0" w:after="100" w:line="240" w:lineRule="auto"/>
-      <w:ind w:firstLine="0"/>
+      <w:keepLines/>
+      <w:spacing w:before="0" w:after="140" w:line="276" w:lineRule="exact"/>
     </w:pPr>
     <w:rPr>
       <w:sz w:val="24"/>
@@ -1824,8 +3614,8 @@
     <w:unhideWhenUsed/>
     <w:qFormat/>
     <w:pPr>
-      <w:spacing w:before="100" w:after="100"/>
-      <w:ind w:firstLine="0" w:left="480" w:right="480"/>
+      <w:spacing w:before="280" w:after="280"/>
+      <w:ind w:firstLine="0" w:left="720" w:right="720"/>
     </w:pPr>
   </w:style>
   <w:style w:type="character" w:default="1" w:styleId="DefaultParagraphFont">
@@ -1836,8 +3626,6 @@
   <w:style w:type="table" w:default="1" w:styleId="Table">
     <w:name w:val="Table"/>
     <w:basedOn w:val="TableNormal"/>
-    <w:semiHidden/>
-    <w:unhideWhenUsed/>
     <w:qFormat/>
     <w:tblPr>
       <w:tblInd w:w="0" w:type="dxa"/>
@@ -1849,13 +3637,6 @@
       </w:tblCellMar>
     </w:tblPr>
     <w:tblStylePr w:type="firstRow">
-      <w:tblPr>
-        <w:jc w:val="left"/>
-        <w:tblInd w:w="0" w:type="dxa"/>
-      </w:tblPr>
-      <w:trPr>
-        <w:jc w:val="left"/>
-      </w:trPr>
       <w:tcPr>
         <w:tcBorders>
           <w:bottom w:val="single"/>
@@ -1942,7 +3723,7 @@
     <w:name w:val="Hyperlink"/>
     <w:basedOn w:val="BodyTextChar"/>
     <w:rPr>
-      <w:color w:val="4F81BD" w:themeColor="accent1"/>
+      <w:color w:val="000000"/>
     </w:rPr>
   </w:style>
   <w:style w:type="paragraph" w:styleId="TOCHeading">
@@ -1963,47 +3744,248 @@
       <w:color w:val="365F91" w:themeColor="accent1" w:themeShade="BF"/>
     </w:rPr>
   </w:style>
-  <w:style w:type="paragraph" w:styleId="Footer">
-    <w:name w:val="footer"/>
-    <w:basedOn w:val="Normal"/>
-    <w:uiPriority w:val="99"/>
-    <w:unhideWhenUsed/>
-    <w:pPr>
-      <w:spacing w:before="0" w:after="0" w:line="240" w:lineRule="auto"/>
-      <w:ind w:firstLine="0"/>
-      <w:jc w:val="center"/>
-    </w:pPr>
-    <w:rPr>
-      <w:sz w:val="24"/>
-      <w:szCs w:val="24"/>
-    </w:rPr>
-  </w:style>
-  <w:style w:type="paragraph" w:customStyle="1" w:styleId="Single">
-    <w:name w:val="Single"/>
-    <w:basedOn w:val="Normal"/>
-    <w:qFormat/>
-    <w:pPr>
-      <w:spacing w:before="0" w:after="0" w:line="240" w:lineRule="exact"/>
-      <w:ind w:firstLine="0"/>
-    </w:pPr>
-  </w:style>
-  <w:style w:type="paragraph" w:customStyle="1" w:styleId="Centered">
-    <w:name w:val="Centered"/>
-    <w:basedOn w:val="Single"/>
-    <w:qFormat/>
-    <w:pPr>
-      <w:jc w:val="center"/>
-    </w:pPr>
-  </w:style>
-  <w:style w:type="paragraph" w:customStyle="1" w:styleId="Signature">
-    <w:name w:val="Signature Block"/>
-    <w:basedOn w:val="Single"/>
+  <w:style w:type="paragraph" w:customStyle="1" w:styleId="BodyTextKeep">
+    <w:name w:val="Body Text Keep"/>
+    <w:basedOn w:val="BodyText"/>
     <w:qFormat/>
     <w:pPr>
       <w:keepNext/>
       <w:keepLines/>
-      <w:ind w:firstLine="0"/>
     </w:pPr>
+  </w:style>
+  <w:style w:type="paragraph" w:customStyle="1" w:styleId="SourceCode">
+    <w:name w:val="Source Code"/>
+    <w:basedOn w:val="Normal"/>
+    <w:link w:val="VerbatimChar"/>
+    <w:pPr>
+      <w:wordWrap w:val="off"/>
+    </w:pPr>
+  </w:style>
+  <w:style w:type="character" w:customStyle="1" w:styleId="KeywordTok">
+    <w:name w:val="KeywordTok"/>
+    <w:basedOn w:val="VerbatimChar"/>
+    <w:rPr>
+      <w:b/>
+      <w:color w:val="007020"/>
+    </w:rPr>
+  </w:style>
+  <w:style w:type="character" w:customStyle="1" w:styleId="DataTypeTok">
+    <w:name w:val="DataTypeTok"/>
+    <w:basedOn w:val="VerbatimChar"/>
+    <w:rPr>
+      <w:color w:val="902000"/>
+    </w:rPr>
+  </w:style>
+  <w:style w:type="character" w:customStyle="1" w:styleId="DecValTok">
+    <w:name w:val="DecValTok"/>
+    <w:basedOn w:val="VerbatimChar"/>
+    <w:rPr>
+      <w:color w:val="40a070"/>
+    </w:rPr>
+  </w:style>
+  <w:style w:type="character" w:customStyle="1" w:styleId="BaseNTok">
+    <w:name w:val="BaseNTok"/>
+    <w:basedOn w:val="VerbatimChar"/>
+    <w:rPr>
+      <w:color w:val="40a070"/>
+    </w:rPr>
+  </w:style>
+  <w:style w:type="character" w:customStyle="1" w:styleId="FloatTok">
+    <w:name w:val="FloatTok"/>
+    <w:basedOn w:val="VerbatimChar"/>
+    <w:rPr>
+      <w:color w:val="40a070"/>
+    </w:rPr>
+  </w:style>
+  <w:style w:type="character" w:customStyle="1" w:styleId="ConstantTok">
+    <w:name w:val="ConstantTok"/>
+    <w:basedOn w:val="VerbatimChar"/>
+    <w:rPr>
+      <w:color w:val="880000"/>
+    </w:rPr>
+  </w:style>
+  <w:style w:type="character" w:customStyle="1" w:styleId="CharTok">
+    <w:name w:val="CharTok"/>
+    <w:basedOn w:val="VerbatimChar"/>
+    <w:rPr>
+      <w:color w:val="4070a0"/>
+    </w:rPr>
+  </w:style>
+  <w:style w:type="character" w:customStyle="1" w:styleId="SpecialCharTok">
+    <w:name w:val="SpecialCharTok"/>
+    <w:basedOn w:val="VerbatimChar"/>
+    <w:rPr>
+      <w:color w:val="4070a0"/>
+    </w:rPr>
+  </w:style>
+  <w:style w:type="character" w:customStyle="1" w:styleId="StringTok">
+    <w:name w:val="StringTok"/>
+    <w:basedOn w:val="VerbatimChar"/>
+    <w:rPr>
+      <w:color w:val="4070a0"/>
+    </w:rPr>
+  </w:style>
+  <w:style w:type="character" w:customStyle="1" w:styleId="VerbatimStringTok">
+    <w:name w:val="VerbatimStringTok"/>
+    <w:basedOn w:val="VerbatimChar"/>
+    <w:rPr>
+      <w:color w:val="4070a0"/>
+    </w:rPr>
+  </w:style>
+  <w:style w:type="character" w:customStyle="1" w:styleId="SpecialStringTok">
+    <w:name w:val="SpecialStringTok"/>
+    <w:basedOn w:val="VerbatimChar"/>
+    <w:rPr>
+      <w:color w:val="bb6688"/>
+    </w:rPr>
+  </w:style>
+  <w:style w:type="character" w:customStyle="1" w:styleId="ImportTok">
+    <w:name w:val="ImportTok"/>
+    <w:basedOn w:val="VerbatimChar"/>
+    <w:rPr>
+      <w:b/>
+      <w:color w:val="008000"/>
+    </w:rPr>
+  </w:style>
+  <w:style w:type="character" w:customStyle="1" w:styleId="CommentTok">
+    <w:name w:val="CommentTok"/>
+    <w:basedOn w:val="VerbatimChar"/>
+    <w:rPr>
+      <w:i/>
+      <w:color w:val="60a0b0"/>
+    </w:rPr>
+  </w:style>
+  <w:style w:type="character" w:customStyle="1" w:styleId="DocumentationTok">
+    <w:name w:val="DocumentationTok"/>
+    <w:basedOn w:val="VerbatimChar"/>
+    <w:rPr>
+      <w:i/>
+      <w:color w:val="ba2121"/>
+    </w:rPr>
+  </w:style>
+  <w:style w:type="character" w:customStyle="1" w:styleId="AnnotationTok">
+    <w:name w:val="AnnotationTok"/>
+    <w:basedOn w:val="VerbatimChar"/>
+    <w:rPr>
+      <w:b/>
+      <w:i/>
+      <w:color w:val="60a0b0"/>
+    </w:rPr>
+  </w:style>
+  <w:style w:type="character" w:customStyle="1" w:styleId="CommentVarTok">
+    <w:name w:val="CommentVarTok"/>
+    <w:basedOn w:val="VerbatimChar"/>
+    <w:rPr>
+      <w:b/>
+      <w:i/>
+      <w:color w:val="60a0b0"/>
+    </w:rPr>
+  </w:style>
+  <w:style w:type="character" w:customStyle="1" w:styleId="OtherTok">
+    <w:name w:val="OtherTok"/>
+    <w:basedOn w:val="VerbatimChar"/>
+    <w:rPr>
+      <w:color w:val="007020"/>
+    </w:rPr>
+  </w:style>
+  <w:style w:type="character" w:customStyle="1" w:styleId="FunctionTok">
+    <w:name w:val="FunctionTok"/>
+    <w:basedOn w:val="VerbatimChar"/>
+    <w:rPr>
+      <w:color w:val="06287e"/>
+    </w:rPr>
+  </w:style>
+  <w:style w:type="character" w:customStyle="1" w:styleId="VariableTok">
+    <w:name w:val="VariableTok"/>
+    <w:basedOn w:val="VerbatimChar"/>
+    <w:rPr>
+      <w:color w:val="19177c"/>
+    </w:rPr>
+  </w:style>
+  <w:style w:type="character" w:customStyle="1" w:styleId="ControlFlowTok">
+    <w:name w:val="ControlFlowTok"/>
+    <w:basedOn w:val="VerbatimChar"/>
+    <w:rPr>
+      <w:b/>
+      <w:color w:val="007020"/>
+    </w:rPr>
+  </w:style>
+  <w:style w:type="character" w:customStyle="1" w:styleId="OperatorTok">
+    <w:name w:val="OperatorTok"/>
+    <w:basedOn w:val="VerbatimChar"/>
+    <w:rPr>
+      <w:color w:val="666666"/>
+    </w:rPr>
+  </w:style>
+  <w:style w:type="character" w:customStyle="1" w:styleId="BuiltInTok">
+    <w:name w:val="BuiltInTok"/>
+    <w:basedOn w:val="VerbatimChar"/>
+    <w:rPr>
+      <w:color w:val="008000"/>
+    </w:rPr>
+  </w:style>
+  <w:style w:type="character" w:customStyle="1" w:styleId="ExtensionTok">
+    <w:name w:val="ExtensionTok"/>
+    <w:basedOn w:val="VerbatimChar"/>
+    <w:rPr/>
+  </w:style>
+  <w:style w:type="character" w:customStyle="1" w:styleId="PreprocessorTok">
+    <w:name w:val="PreprocessorTok"/>
+    <w:basedOn w:val="VerbatimChar"/>
+    <w:rPr>
+      <w:color w:val="bc7a00"/>
+    </w:rPr>
+  </w:style>
+  <w:style w:type="character" w:customStyle="1" w:styleId="AttributeTok">
+    <w:name w:val="AttributeTok"/>
+    <w:basedOn w:val="VerbatimChar"/>
+    <w:rPr>
+      <w:color w:val="7d9029"/>
+    </w:rPr>
+  </w:style>
+  <w:style w:type="character" w:customStyle="1" w:styleId="RegionMarkerTok">
+    <w:name w:val="RegionMarkerTok"/>
+    <w:basedOn w:val="VerbatimChar"/>
+    <w:rPr/>
+  </w:style>
+  <w:style w:type="character" w:customStyle="1" w:styleId="InformationTok">
+    <w:name w:val="InformationTok"/>
+    <w:basedOn w:val="VerbatimChar"/>
+    <w:rPr>
+      <w:b/>
+      <w:i/>
+      <w:color w:val="60a0b0"/>
+    </w:rPr>
+  </w:style>
+  <w:style w:type="character" w:customStyle="1" w:styleId="WarningTok">
+    <w:name w:val="WarningTok"/>
+    <w:basedOn w:val="VerbatimChar"/>
+    <w:rPr>
+      <w:b/>
+      <w:i/>
+      <w:color w:val="60a0b0"/>
+    </w:rPr>
+  </w:style>
+  <w:style w:type="character" w:customStyle="1" w:styleId="AlertTok">
+    <w:name w:val="AlertTok"/>
+    <w:basedOn w:val="VerbatimChar"/>
+    <w:rPr>
+      <w:b/>
+      <w:color w:val="ff0000"/>
+    </w:rPr>
+  </w:style>
+  <w:style w:type="character" w:customStyle="1" w:styleId="ErrorTok">
+    <w:name w:val="ErrorTok"/>
+    <w:basedOn w:val="VerbatimChar"/>
+    <w:rPr>
+      <w:b/>
+      <w:color w:val="ff0000"/>
+    </w:rPr>
+  </w:style>
+  <w:style w:type="character" w:customStyle="1" w:styleId="NormalTok">
+    <w:name w:val="NormalTok"/>
+    <w:basedOn w:val="VerbatimChar"/>
+    <w:rPr/>
   </w:style>
 </w:styles>
 </file>
